--- a/REPORTS/Semestru3/APA/Lab2.docx
+++ b/REPORTS/Semestru3/APA/Lab2.docx
@@ -1423,7 +1423,35 @@
         <w:rPr>
           <w:lang w:val="en-US"/>
         </w:rPr>
-        <w:t>Metoda Divide et Impera este una dintre cele mai importante tehnici fundamentale de proiectare a algoritmilor. Ideea centrală este descompunerea unei probleme complexe în subprobleme mai mici, de aceeași natură cu problema inițială. Acestea se rezolvă independent, iar soluțiile parțiale se recompun pentru a obține soluția cazului inițial. Schema generală cuprinde trei etape: descompunerea cazului în subcazuri, rezolvarea fiecărui subcaz, de regulă recursiv, și recompunerea soluțiilor. Procesul se oprește la cazurile de bază, suficient de mici pentru a fi rezolvate direct fără alte descompuneri.</w:t>
+        <w:t xml:space="preserve">Metoda Divide et Impera este una dintre cele mai importante tehnici fundamentale de proiectare </w:t>
+      </w:r>
+      <w:proofErr w:type="gramStart"/>
+      <w:r>
+        <w:rPr>
+          <w:lang w:val="en-US"/>
+        </w:rPr>
+        <w:t>a</w:t>
+      </w:r>
+      <w:proofErr w:type="gramEnd"/>
+      <w:r>
+        <w:rPr>
+          <w:lang w:val="en-US"/>
+        </w:rPr>
+        <w:t xml:space="preserve"> algoritmilor. Ideea centrală este descompunerea unei probleme complexe în subprobleme mai mici, de aceeași natură cu problema inițială. Acestea se rezolvă independent, iar soluțiile parțiale se recompun pentru </w:t>
+      </w:r>
+      <w:proofErr w:type="gramStart"/>
+      <w:r>
+        <w:rPr>
+          <w:lang w:val="en-US"/>
+        </w:rPr>
+        <w:t>a</w:t>
+      </w:r>
+      <w:proofErr w:type="gramEnd"/>
+      <w:r>
+        <w:rPr>
+          <w:lang w:val="en-US"/>
+        </w:rPr>
+        <w:t xml:space="preserve"> obține soluția cazului inițial. Schema generală cuprinde trei etape: descompunerea cazului în subcazuri, rezolvarea fiecărui subcaz, de regulă recursiv, și recompunerea soluțiilor. Procesul se oprește la cazurile de bază, suficient de mici pentru a fi rezolvate direct fără alte descompuneri.</w:t>
       </w:r>
     </w:p>
     <w:p>
@@ -1618,8 +1646,37 @@
         <w:rPr>
           <w:lang w:val="en-US"/>
         </w:rPr>
-        <w:t xml:space="preserve"> a algoritmilor. Dimensiunea n a intrării este introdusă de utilizator, ceea ce permite observarea ritmului real de creștere a costului pe măsură ce problema devine mai mare. La valori precum n = 1000, diferența dintre o complexitate </w:t>
-      </w:r>
+        <w:t xml:space="preserve"> </w:t>
+      </w:r>
+      <w:proofErr w:type="gramStart"/>
+      <w:r>
+        <w:rPr>
+          <w:lang w:val="en-US"/>
+        </w:rPr>
+        <w:t>a</w:t>
+      </w:r>
+      <w:proofErr w:type="gramEnd"/>
+      <w:r>
+        <w:rPr>
+          <w:lang w:val="en-US"/>
+        </w:rPr>
+        <w:t xml:space="preserve"> algoritmilor. Dimensiunea n </w:t>
+      </w:r>
+      <w:proofErr w:type="gramStart"/>
+      <w:r>
+        <w:rPr>
+          <w:lang w:val="en-US"/>
+        </w:rPr>
+        <w:t>a</w:t>
+      </w:r>
+      <w:proofErr w:type="gramEnd"/>
+      <w:r>
+        <w:rPr>
+          <w:lang w:val="en-US"/>
+        </w:rPr>
+        <w:t xml:space="preserve"> intrării este introdusă de utilizator, ceea ce permite observarea ritmului real de creștere a costului pe măsură ce problema devine mai mare. La valori precum n = 1000, diferența dintre o complexitate </w:t>
+      </w:r>
+      <w:proofErr w:type="gramStart"/>
       <w:r>
         <w:rPr>
           <w:lang w:val="en-US"/>
@@ -1630,8 +1687,16 @@
         <w:rPr>
           <w:lang w:val="en-US"/>
         </w:rPr>
-        <w:t xml:space="preserve">(n log n) și una </w:t>
-      </w:r>
+        <w:t>(</w:t>
+      </w:r>
+      <w:proofErr w:type="gramEnd"/>
+      <w:r>
+        <w:rPr>
+          <w:lang w:val="en-US"/>
+        </w:rPr>
+        <w:t xml:space="preserve">n log n) și una </w:t>
+      </w:r>
+      <w:proofErr w:type="gramStart"/>
       <w:r>
         <w:rPr>
           <w:lang w:val="en-US"/>
@@ -1644,6 +1709,7 @@
         </w:rPr>
         <w:t>(</w:t>
       </w:r>
+      <w:proofErr w:type="gramEnd"/>
       <m:oMath>
         <m:sSup>
           <m:sSupPr>
@@ -1784,8 +1850,16 @@
         <w:rPr>
           <w:lang w:val="en-US"/>
         </w:rPr>
-        <w:t>ul de a</w:t>
-      </w:r>
+        <w:t xml:space="preserve">ul </w:t>
+      </w:r>
+      <w:proofErr w:type="gramStart"/>
+      <w:r>
+        <w:rPr>
+          <w:lang w:val="en-US"/>
+        </w:rPr>
+        <w:t>de a</w:t>
+      </w:r>
+      <w:proofErr w:type="gramEnd"/>
       <w:r>
         <w:rPr>
           <w:lang w:val="en-US"/>
@@ -3826,13 +3900,7 @@
         <w:rPr>
           <w:lang w:val="en-US"/>
         </w:rPr>
-        <w:t xml:space="preserve"> </w:t>
-      </w:r>
-      <w:r>
-        <w:rPr>
-          <w:lang w:val="en-US"/>
-        </w:rPr>
-        <w:t xml:space="preserve">Datele </w:t>
+        <w:t xml:space="preserve"> Datele </w:t>
       </w:r>
       <w:r>
         <w:rPr>
@@ -5394,10 +5462,7 @@
         <w:t>Pentru cele trei cazuri s-au folosit următoarele intrări. Cazul favorabil este un tablou deja ordonat, la care o jumătate a interclasării se epuizează după aproximativ n/2 comparații. Cazul mediu este o permutare aleatorie, iar rezultatul este media a 20 de rulări. Cazul defavorabil este un tablou construit astfel încât, la fiecare interclasare, elementele celor două jumătăți să alterneze, ceea ce duce la numărul maxim de comparații (aproximativ n−1)</w:t>
       </w:r>
       <w:r>
-        <w:t>.</w:t>
-      </w:r>
-      <w:r>
-        <w:t xml:space="preserve"> </w:t>
+        <w:t xml:space="preserve">. </w:t>
       </w:r>
       <w:r>
         <w:t>Figura 1.</w:t>
@@ -5614,7 +5679,7 @@
     </w:p>
     <w:p>
       <w:r>
-        <w:t>Quick Sort este tot un algoritm Divide et Impera, dar sortează pe loc și împarte tabloul în funcție de valoarea unui element numit pivot. În această lucrare, pivotul este primul element al porțiunii curente. Partiționarea folosește doi indici: unul parcurge porțiunea de la stânga până la primul element mai mare decât pivotul, celălalt de la dreapta până la primul element mai mic sau egal cu pivotul. Dacă indicii nu s-au încrucișat, elementele găsite se interschimbă, iar parcurgerea continuă. La încrucișare, pivotul este mutat pe poziția lui finală, astfel încât în stânga lui rămân elementele mai mici sau egale, iar în dreapta cele mai mari. Apoi, cele două părți se sortează recursiv, iar recompunerea nu cere nicio operație. Costul depinde de poziția pivotului</w:t>
+        <w:t>Quick Sort este tot un algoritm Divide et Impera, dar sortează pe loc și împarte tabloul în funcție de valoarea unui pivot. În această lucrare, pivotul este primul element al porțiunii curente. Partiționarea folosește doi indici: unul parcurge porțiunea de la stânga până la primul element mai mare decât pivotul, celălalt de la dreapta până la primul element mai mic sau egal cu pivotul. Dacă indicii nu s-au încrucișat, elementele găsite se interschimbă, iar parcurgerea continuă. La încrucișare, pivotul este mutat pe poziția lui finală, astfel încât în stânga lui rămân elementele mai mici sau egale, iar în dreapta cele mai mari. Apoi, cele două părți se sortează recursiv, iar recompunerea nu cere nicio operație. Costul depinde de poziția pivotului</w:t>
       </w:r>
       <w:r>
         <w:t>.</w:t>
@@ -6399,10 +6464,7 @@
         <w:t>Cazul favorabil este un tablou construit astfel încât primul element să fie mediana la fiecare apel recursiv, deci partițiile sunt echilibrate. Cazul mediu este o permutare aleatorie. Cazul defavorabil este un tablou ordonat crescător, la care pivotul este mereu cel mai mic element, deci se obțin partiții de 0 și n−1 elemente</w:t>
       </w:r>
       <w:r>
-        <w:t>.</w:t>
-      </w:r>
-      <w:r>
-        <w:t xml:space="preserve"> </w:t>
+        <w:t xml:space="preserve">. </w:t>
       </w:r>
       <w:r>
         <w:t>Figura 1.2 reprezintă grafic datele din Tabelul 1.</w:t>
@@ -7722,7 +7784,21 @@
         <w:rPr>
           <w:lang w:val="en-US"/>
         </w:rPr>
-        <w:t>Sort nu depinde de datele de intrare, deci adâncimea recursiei este mereu log₂n, iar pe fiecare nivel se prelucrează n elemente. De aceea cele trei cazuri au aceeași clasă, O(n log n). Când n crește de 10 ori, Nop crește de aproximativ 14</w:t>
+        <w:t xml:space="preserve">Sort nu depinde de datele de intrare, deci adâncimea recursiei este mereu log₂n, iar pe fiecare nivel se prelucrează n elemente. De aceea cele trei cazuri au aceeași clasă, </w:t>
+      </w:r>
+      <w:proofErr w:type="gramStart"/>
+      <w:r>
+        <w:rPr>
+          <w:lang w:val="en-US"/>
+        </w:rPr>
+        <w:t>O(</w:t>
+      </w:r>
+      <w:proofErr w:type="gramEnd"/>
+      <w:r>
+        <w:rPr>
+          <w:lang w:val="en-US"/>
+        </w:rPr>
+        <w:t>n log n). Când n crește de 10 ori, Nop crește de aproximativ 14</w:t>
       </w:r>
       <w:r>
         <w:rPr>
@@ -7799,8 +7875,16 @@
         <w:rPr>
           <w:lang w:val="en-US"/>
         </w:rPr>
-        <w:t>+ 1 este O(</w:t>
-      </w:r>
+        <w:t xml:space="preserve">+ 1 este </w:t>
+      </w:r>
+      <w:proofErr w:type="gramStart"/>
+      <w:r>
+        <w:rPr>
+          <w:lang w:val="en-US"/>
+        </w:rPr>
+        <w:t>O(</w:t>
+      </w:r>
+      <w:proofErr w:type="gramEnd"/>
       <m:oMath>
         <m:sSup>
           <m:sSupPr>
@@ -7877,7 +7961,21 @@
         <w:rPr>
           <w:lang w:val="en-US"/>
         </w:rPr>
-        <w:t xml:space="preserve">Binary Search rezolvă o singură subproblemă la fiecare pas, deci n se înjumătățește la fiecare apel. În cazul favorabil, ținta este elementul median și se găsește din primul apel, deci Nop este 5, indiferent de n, adică O(1). În cazul defavorabil, ținta lipsește, iar căutarea continuă aproximativ log₂n + 1 apeluri. Nop crește de la 43 la 64, adică de aproximativ 1,5 ori, ca raportul </w:t>
+        <w:t xml:space="preserve">Binary Search rezolvă o singură subproblemă la fiecare pas, deci n se înjumătățește la fiecare apel. În cazul favorabil, ținta este elementul median și se găsește din primul apel, deci Nop este 5, indiferent de n, adică </w:t>
+      </w:r>
+      <w:proofErr w:type="gramStart"/>
+      <w:r>
+        <w:rPr>
+          <w:lang w:val="en-US"/>
+        </w:rPr>
+        <w:t>O(</w:t>
+      </w:r>
+      <w:proofErr w:type="gramEnd"/>
+      <w:r>
+        <w:rPr>
+          <w:lang w:val="en-US"/>
+        </w:rPr>
+        <w:t xml:space="preserve">1). În cazul defavorabil, ținta lipsește, iar căutarea continuă aproximativ log₂n + 1 apeluri. Nop crește de la 43 la 64, adică de aproximativ 1,5 ori, ca raportul </w:t>
       </w:r>
       <m:oMath>
         <m:func>
@@ -8041,7 +8139,21 @@
         <w:rPr>
           <w:lang w:val="en-US"/>
         </w:rPr>
-        <w:t xml:space="preserve"> cea mai mică variație între cazuri și și-a păstrat ordinul O(n log n). QuickSort a</w:t>
+        <w:t xml:space="preserve"> cea mai mică variație între cazuri și și-a păstrat ordinul </w:t>
+      </w:r>
+      <w:proofErr w:type="gramStart"/>
+      <w:r>
+        <w:rPr>
+          <w:lang w:val="en-US"/>
+        </w:rPr>
+        <w:t>O(</w:t>
+      </w:r>
+      <w:proofErr w:type="gramEnd"/>
+      <w:r>
+        <w:rPr>
+          <w:lang w:val="en-US"/>
+        </w:rPr>
+        <w:t>n log n). QuickSort a</w:t>
       </w:r>
       <w:r>
         <w:rPr>
@@ -8053,8 +8165,16 @@
         <w:rPr>
           <w:lang w:val="en-US"/>
         </w:rPr>
-        <w:t xml:space="preserve"> cel mai mic Nop în cazurile favorabil și mediu, dar a trecut la O(</w:t>
-      </w:r>
+        <w:t xml:space="preserve"> cel mai mic Nop în cazurile favorabil și mediu, dar a trecut la </w:t>
+      </w:r>
+      <w:proofErr w:type="gramStart"/>
+      <w:r>
+        <w:rPr>
+          <w:lang w:val="en-US"/>
+        </w:rPr>
+        <w:t>O(</w:t>
+      </w:r>
+      <w:proofErr w:type="gramEnd"/>
       <m:oMath>
         <m:sSup>
           <m:sSupPr>
@@ -8158,7 +8278,21 @@
         <w:rPr>
           <w:lang w:val="en-GB"/>
         </w:rPr>
-        <w:t>Sort și Binary Search. Evaluarea fiecărui algoritm s-a efectuat prin contorizarea numărului de operații elementare, separat pentru cazul favorabil, mediu și defavorabil, în raport cu creșterea dimensiunii n a datelor de intrare.</w:t>
+        <w:t>Sort și Binary Search. Evaluarea fiecărui algoritm s-</w:t>
+      </w:r>
+      <w:proofErr w:type="gramStart"/>
+      <w:r>
+        <w:rPr>
+          <w:lang w:val="en-GB"/>
+        </w:rPr>
+        <w:t>a</w:t>
+      </w:r>
+      <w:proofErr w:type="gramEnd"/>
+      <w:r>
+        <w:rPr>
+          <w:lang w:val="en-GB"/>
+        </w:rPr>
+        <w:t xml:space="preserve"> efectuat prin contorizarea numărului de operații elementare, separat pentru cazul favorabil, mediu și defavorabil, în raport cu creșterea dimensiunii n a datelor de intrare.</w:t>
       </w:r>
     </w:p>
     <w:p>
@@ -8189,6 +8323,7 @@
         </w:rPr>
         <w:t xml:space="preserve">Sort împarte mereu tabloul în două jumătăți echilibrate, indiferent de datele de intrare, motiv pentru care își păstrează complexitatea </w:t>
       </w:r>
+      <w:proofErr w:type="gramStart"/>
       <w:r>
         <w:rPr>
           <w:lang w:val="en-GB"/>
@@ -8199,7 +8334,14 @@
         <w:rPr>
           <w:lang w:val="en-GB"/>
         </w:rPr>
-        <w:t>(n log n) în toate cele trei cazuri. Așa cum este ilustrat în tabelul 1.</w:t>
+        <w:t>(</w:t>
+      </w:r>
+      <w:proofErr w:type="gramEnd"/>
+      <w:r>
+        <w:rPr>
+          <w:lang w:val="en-GB"/>
+        </w:rPr>
+        <w:t>n log n) în toate cele trei cazuri. Așa cum este ilustrat în tabelul 1.</w:t>
       </w:r>
       <w:r>
         <w:rPr>
@@ -8320,6 +8462,7 @@
         </w:rPr>
         <w:t xml:space="preserve"> n = 1000 numărul de operații este 32.249 în cazul favorabil (pivoturi aproape mediane) și 46.718 în cazul mediu (permutări aleatorii), ambele fiind mai mici decât la MergeSort, deoarece QuickSort lucrează pe loc, fără copieri și interclasări. În cazul defavorabil, un tablou ordonat produce partiții de 0 și n−1 elemente, iar complexitatea devine </w:t>
       </w:r>
+      <w:proofErr w:type="gramStart"/>
       <w:r>
         <w:rPr>
           <w:lang w:val="en-GB"/>
@@ -8332,6 +8475,7 @@
         </w:rPr>
         <w:t>(</w:t>
       </w:r>
+      <w:proofErr w:type="gramEnd"/>
       <m:oMath>
         <m:sSup>
           <m:sSupPr>
@@ -8390,12 +8534,26 @@
         <w:rPr>
           <w:lang w:val="en-GB"/>
         </w:rPr>
-        <w:t>Binary Search rezolvă o singură subproblemă la fiecare pas, înjumătățind intervalul de căutare, motiv pentru care are cel mai mic număr de operații dintre cei trei algoritmi. Așa cum indică tabelul 1.</w:t>
-      </w:r>
+        <w:t xml:space="preserve">Binary Search rezolvă o singură subproblemă la fiecare pas, înjumătățind intervalul de căutare, motiv pentru care </w:t>
+      </w:r>
+      <w:proofErr w:type="gramStart"/>
       <w:r>
         <w:rPr>
           <w:lang w:val="en-GB"/>
         </w:rPr>
+        <w:t>are</w:t>
+      </w:r>
+      <w:proofErr w:type="gramEnd"/>
+      <w:r>
+        <w:rPr>
+          <w:lang w:val="en-GB"/>
+        </w:rPr>
+        <w:t xml:space="preserve"> cel mai mic număr de operații dintre cei trei algoritmi. Așa cum indică tabelul 1.</w:t>
+      </w:r>
+      <w:r>
+        <w:rPr>
+          <w:lang w:val="en-GB"/>
+        </w:rPr>
         <w:t>6</w:t>
       </w:r>
       <w:r>
@@ -8416,6 +8574,7 @@
         </w:rPr>
         <w:t xml:space="preserve">, în cazul favorabil (ținta este elementul median) se efectuează doar 5 operații, indiferent de n, deci complexitatea este </w:t>
       </w:r>
+      <w:proofErr w:type="gramStart"/>
       <w:r>
         <w:rPr>
           <w:lang w:val="en-GB"/>
@@ -8426,19 +8585,34 @@
         <w:rPr>
           <w:lang w:val="en-GB"/>
         </w:rPr>
-        <w:t xml:space="preserve">(1). În cazul mediu și în cel defavorabil complexitatea este </w:t>
-      </w:r>
+        <w:t>(</w:t>
+      </w:r>
+      <w:proofErr w:type="gramEnd"/>
       <w:r>
         <w:rPr>
           <w:lang w:val="en-GB"/>
         </w:rPr>
+        <w:t xml:space="preserve">1). În cazul mediu și în cel defavorabil complexitatea este </w:t>
+      </w:r>
+      <w:proofErr w:type="gramStart"/>
+      <w:r>
+        <w:rPr>
+          <w:lang w:val="en-GB"/>
+        </w:rPr>
         <w:t>O</w:t>
       </w:r>
       <w:r>
         <w:rPr>
           <w:lang w:val="en-GB"/>
         </w:rPr>
-        <w:t>(log n), iar la n = 1000 se ajunge la 61, respectiv 64 de operații. În cazul defavorabil, valoarea crește doar de la 43 la 64 când n crește de 10 ori. Limitarea metodei constă în cerința ca tabloul să fie deja sortat, iar Binary Search rezolvă o problemă diferită (căutarea), nu una de sortare.</w:t>
+        <w:t>(</w:t>
+      </w:r>
+      <w:proofErr w:type="gramEnd"/>
+      <w:r>
+        <w:rPr>
+          <w:lang w:val="en-GB"/>
+        </w:rPr>
+        <w:t>log n), iar la n = 1000 se ajunge la 61, respectiv 64 de operații. În cazul defavorabil, valoarea crește doar de la 43 la 64 când n crește de 10 ori. Limitarea metodei constă în cerința ca tabloul să fie deja sortat, iar Binary Search rezolvă o problemă diferită (căutarea), nu una de sortare.</w:t>
       </w:r>
     </w:p>
     <w:p>
@@ -8499,6 +8673,7 @@
         </w:rPr>
         <w:t xml:space="preserve">la </w:t>
       </w:r>
+      <w:proofErr w:type="gramStart"/>
       <w:r>
         <w:rPr>
           <w:lang w:val="en-GB"/>
@@ -8511,6 +8686,7 @@
         </w:rPr>
         <w:t>(</w:t>
       </w:r>
+      <w:proofErr w:type="gramEnd"/>
       <m:oMath>
         <m:sSup>
           <m:sSupPr>
@@ -8646,6 +8822,13 @@
     </w:p>
     <w:p>
       <w:pPr>
+        <w:rPr>
+          <w:lang w:val="en-GB"/>
+        </w:rPr>
+      </w:pPr>
+    </w:p>
+    <w:p>
+      <w:pPr>
         <w:pStyle w:val="Cod"/>
         <w:rPr>
           <w:lang w:val="en-US"/>
@@ -8701,25 +8884,47 @@
           <w:lang w:val="en-US"/>
         </w:rPr>
       </w:pPr>
-      <w:r>
-        <w:rPr>
-          <w:lang w:val="en-US"/>
-        </w:rPr>
-        <w:t>sys.setrecursionlimit(20000)</w:t>
-      </w:r>
-    </w:p>
-    <w:p>
-      <w:pPr>
-        <w:pStyle w:val="Cod"/>
-        <w:rPr>
-          <w:lang w:val="en-US"/>
-        </w:rPr>
-      </w:pPr>
-      <w:r>
-        <w:rPr>
-          <w:lang w:val="en-US"/>
-        </w:rPr>
-        <w:t>sys.set_int_max_str_digits(0)</w:t>
+      <w:proofErr w:type="gramStart"/>
+      <w:r>
+        <w:rPr>
+          <w:lang w:val="en-US"/>
+        </w:rPr>
+        <w:t>sys.setrecursionlimit</w:t>
+      </w:r>
+      <w:proofErr w:type="gramEnd"/>
+      <w:r>
+        <w:rPr>
+          <w:lang w:val="en-US"/>
+        </w:rPr>
+        <w:t>(20000)</w:t>
+      </w:r>
+    </w:p>
+    <w:p>
+      <w:pPr>
+        <w:pStyle w:val="Cod"/>
+        <w:rPr>
+          <w:lang w:val="en-US"/>
+        </w:rPr>
+      </w:pPr>
+      <w:r>
+        <w:rPr>
+          <w:lang w:val="en-US"/>
+        </w:rPr>
+        <w:t>sys.set_int_max_str_</w:t>
+      </w:r>
+      <w:proofErr w:type="gramStart"/>
+      <w:r>
+        <w:rPr>
+          <w:lang w:val="en-US"/>
+        </w:rPr>
+        <w:t>digits(</w:t>
+      </w:r>
+      <w:proofErr w:type="gramEnd"/>
+      <w:r>
+        <w:rPr>
+          <w:lang w:val="en-US"/>
+        </w:rPr>
+        <w:t>0)</w:t>
       </w:r>
     </w:p>
     <w:p>
@@ -8769,49 +8974,105 @@
         <w:rPr>
           <w:lang w:val="en-US"/>
         </w:rPr>
-        <w:t>        self.aritmetice = 0</w:t>
-      </w:r>
-    </w:p>
-    <w:p>
-      <w:pPr>
-        <w:pStyle w:val="Cod"/>
-        <w:rPr>
-          <w:lang w:val="en-US"/>
-        </w:rPr>
-      </w:pPr>
-      <w:r>
-        <w:rPr>
-          <w:lang w:val="en-US"/>
-        </w:rPr>
-        <w:t>        self.comparatii = 0</w:t>
-      </w:r>
-    </w:p>
-    <w:p>
-      <w:pPr>
-        <w:pStyle w:val="Cod"/>
-        <w:rPr>
-          <w:lang w:val="en-US"/>
-        </w:rPr>
-      </w:pPr>
-      <w:r>
-        <w:rPr>
-          <w:lang w:val="en-US"/>
-        </w:rPr>
-        <w:t>        self.logice = 0</w:t>
-      </w:r>
-    </w:p>
-    <w:p>
-      <w:pPr>
-        <w:pStyle w:val="Cod"/>
-        <w:rPr>
-          <w:lang w:val="en-US"/>
-        </w:rPr>
-      </w:pPr>
-      <w:r>
-        <w:rPr>
-          <w:lang w:val="en-US"/>
-        </w:rPr>
-        <w:t>        self.iteratii_apeluri = 0</w:t>
+        <w:t xml:space="preserve">        </w:t>
+      </w:r>
+      <w:proofErr w:type="gramStart"/>
+      <w:r>
+        <w:rPr>
+          <w:lang w:val="en-US"/>
+        </w:rPr>
+        <w:t>self.aritmetice</w:t>
+      </w:r>
+      <w:proofErr w:type="gramEnd"/>
+      <w:r>
+        <w:rPr>
+          <w:lang w:val="en-US"/>
+        </w:rPr>
+        <w:t xml:space="preserve"> = 0</w:t>
+      </w:r>
+    </w:p>
+    <w:p>
+      <w:pPr>
+        <w:pStyle w:val="Cod"/>
+        <w:rPr>
+          <w:lang w:val="en-US"/>
+        </w:rPr>
+      </w:pPr>
+      <w:r>
+        <w:rPr>
+          <w:lang w:val="en-US"/>
+        </w:rPr>
+        <w:t xml:space="preserve">        </w:t>
+      </w:r>
+      <w:proofErr w:type="gramStart"/>
+      <w:r>
+        <w:rPr>
+          <w:lang w:val="en-US"/>
+        </w:rPr>
+        <w:t>self.comparatii</w:t>
+      </w:r>
+      <w:proofErr w:type="gramEnd"/>
+      <w:r>
+        <w:rPr>
+          <w:lang w:val="en-US"/>
+        </w:rPr>
+        <w:t xml:space="preserve"> = 0</w:t>
+      </w:r>
+    </w:p>
+    <w:p>
+      <w:pPr>
+        <w:pStyle w:val="Cod"/>
+        <w:rPr>
+          <w:lang w:val="en-US"/>
+        </w:rPr>
+      </w:pPr>
+      <w:r>
+        <w:rPr>
+          <w:lang w:val="en-US"/>
+        </w:rPr>
+        <w:t xml:space="preserve">        </w:t>
+      </w:r>
+      <w:proofErr w:type="gramStart"/>
+      <w:r>
+        <w:rPr>
+          <w:lang w:val="en-US"/>
+        </w:rPr>
+        <w:t>self.logice</w:t>
+      </w:r>
+      <w:proofErr w:type="gramEnd"/>
+      <w:r>
+        <w:rPr>
+          <w:lang w:val="en-US"/>
+        </w:rPr>
+        <w:t xml:space="preserve"> = 0</w:t>
+      </w:r>
+    </w:p>
+    <w:p>
+      <w:pPr>
+        <w:pStyle w:val="Cod"/>
+        <w:rPr>
+          <w:lang w:val="en-US"/>
+        </w:rPr>
+      </w:pPr>
+      <w:r>
+        <w:rPr>
+          <w:lang w:val="en-US"/>
+        </w:rPr>
+        <w:t xml:space="preserve">        </w:t>
+      </w:r>
+      <w:proofErr w:type="gramStart"/>
+      <w:r>
+        <w:rPr>
+          <w:lang w:val="en-US"/>
+        </w:rPr>
+        <w:t>self.iteratii</w:t>
+      </w:r>
+      <w:proofErr w:type="gramEnd"/>
+      <w:r>
+        <w:rPr>
+          <w:lang w:val="en-US"/>
+        </w:rPr>
+        <w:t>_apeluri = 0</w:t>
       </w:r>
     </w:p>
     <w:p>
@@ -8861,8 +9122,44 @@
         <w:rPr>
           <w:lang w:val="en-US"/>
         </w:rPr>
-        <w:t>        return self.aritmetice + self.comparatii + self.logice</w:t>
-      </w:r>
+        <w:t xml:space="preserve">        return </w:t>
+      </w:r>
+      <w:proofErr w:type="gramStart"/>
+      <w:r>
+        <w:rPr>
+          <w:lang w:val="en-US"/>
+        </w:rPr>
+        <w:t>self.aritmetice</w:t>
+      </w:r>
+      <w:proofErr w:type="gramEnd"/>
+      <w:r>
+        <w:rPr>
+          <w:lang w:val="en-US"/>
+        </w:rPr>
+        <w:t xml:space="preserve"> + </w:t>
+      </w:r>
+      <w:proofErr w:type="gramStart"/>
+      <w:r>
+        <w:rPr>
+          <w:lang w:val="en-US"/>
+        </w:rPr>
+        <w:t>self.comparatii</w:t>
+      </w:r>
+      <w:proofErr w:type="gramEnd"/>
+      <w:r>
+        <w:rPr>
+          <w:lang w:val="en-US"/>
+        </w:rPr>
+        <w:t xml:space="preserve"> + </w:t>
+      </w:r>
+      <w:proofErr w:type="gramStart"/>
+      <w:r>
+        <w:rPr>
+          <w:lang w:val="en-US"/>
+        </w:rPr>
+        <w:t>self.logice</w:t>
+      </w:r>
+      <w:proofErr w:type="gramEnd"/>
     </w:p>
     <w:p>
       <w:pPr>
@@ -8897,49 +9194,105 @@
         <w:rPr>
           <w:lang w:val="en-US"/>
         </w:rPr>
-        <w:t>        self.aritmetice = 0</w:t>
-      </w:r>
-    </w:p>
-    <w:p>
-      <w:pPr>
-        <w:pStyle w:val="Cod"/>
-        <w:rPr>
-          <w:lang w:val="en-US"/>
-        </w:rPr>
-      </w:pPr>
-      <w:r>
-        <w:rPr>
-          <w:lang w:val="en-US"/>
-        </w:rPr>
-        <w:t>        self.comparatii = 0</w:t>
-      </w:r>
-    </w:p>
-    <w:p>
-      <w:pPr>
-        <w:pStyle w:val="Cod"/>
-        <w:rPr>
-          <w:lang w:val="en-US"/>
-        </w:rPr>
-      </w:pPr>
-      <w:r>
-        <w:rPr>
-          <w:lang w:val="en-US"/>
-        </w:rPr>
-        <w:t>        self.logice = 0</w:t>
-      </w:r>
-    </w:p>
-    <w:p>
-      <w:pPr>
-        <w:pStyle w:val="Cod"/>
-        <w:rPr>
-          <w:lang w:val="en-US"/>
-        </w:rPr>
-      </w:pPr>
-      <w:r>
-        <w:rPr>
-          <w:lang w:val="en-US"/>
-        </w:rPr>
-        <w:t>        self.iteratii_apeluri = 0</w:t>
+        <w:t xml:space="preserve">        </w:t>
+      </w:r>
+      <w:proofErr w:type="gramStart"/>
+      <w:r>
+        <w:rPr>
+          <w:lang w:val="en-US"/>
+        </w:rPr>
+        <w:t>self.aritmetice</w:t>
+      </w:r>
+      <w:proofErr w:type="gramEnd"/>
+      <w:r>
+        <w:rPr>
+          <w:lang w:val="en-US"/>
+        </w:rPr>
+        <w:t xml:space="preserve"> = 0</w:t>
+      </w:r>
+    </w:p>
+    <w:p>
+      <w:pPr>
+        <w:pStyle w:val="Cod"/>
+        <w:rPr>
+          <w:lang w:val="en-US"/>
+        </w:rPr>
+      </w:pPr>
+      <w:r>
+        <w:rPr>
+          <w:lang w:val="en-US"/>
+        </w:rPr>
+        <w:t xml:space="preserve">        </w:t>
+      </w:r>
+      <w:proofErr w:type="gramStart"/>
+      <w:r>
+        <w:rPr>
+          <w:lang w:val="en-US"/>
+        </w:rPr>
+        <w:t>self.comparatii</w:t>
+      </w:r>
+      <w:proofErr w:type="gramEnd"/>
+      <w:r>
+        <w:rPr>
+          <w:lang w:val="en-US"/>
+        </w:rPr>
+        <w:t xml:space="preserve"> = 0</w:t>
+      </w:r>
+    </w:p>
+    <w:p>
+      <w:pPr>
+        <w:pStyle w:val="Cod"/>
+        <w:rPr>
+          <w:lang w:val="en-US"/>
+        </w:rPr>
+      </w:pPr>
+      <w:r>
+        <w:rPr>
+          <w:lang w:val="en-US"/>
+        </w:rPr>
+        <w:t xml:space="preserve">        </w:t>
+      </w:r>
+      <w:proofErr w:type="gramStart"/>
+      <w:r>
+        <w:rPr>
+          <w:lang w:val="en-US"/>
+        </w:rPr>
+        <w:t>self.logice</w:t>
+      </w:r>
+      <w:proofErr w:type="gramEnd"/>
+      <w:r>
+        <w:rPr>
+          <w:lang w:val="en-US"/>
+        </w:rPr>
+        <w:t xml:space="preserve"> = 0</w:t>
+      </w:r>
+    </w:p>
+    <w:p>
+      <w:pPr>
+        <w:pStyle w:val="Cod"/>
+        <w:rPr>
+          <w:lang w:val="en-US"/>
+        </w:rPr>
+      </w:pPr>
+      <w:r>
+        <w:rPr>
+          <w:lang w:val="en-US"/>
+        </w:rPr>
+        <w:t xml:space="preserve">        </w:t>
+      </w:r>
+      <w:proofErr w:type="gramStart"/>
+      <w:r>
+        <w:rPr>
+          <w:lang w:val="en-US"/>
+        </w:rPr>
+        <w:t>self.iteratii</w:t>
+      </w:r>
+      <w:proofErr w:type="gramEnd"/>
+      <w:r>
+        <w:rPr>
+          <w:lang w:val="en-US"/>
+        </w:rPr>
+        <w:t>_apeluri = 0</w:t>
       </w:r>
     </w:p>
     <w:p>
@@ -8975,57 +9328,141 @@
         <w:rPr>
           <w:lang w:val="en-US"/>
         </w:rPr>
-        <w:t>        return (f"Nop={self.Nop} (aritm={self.aritmetice}, "</w:t>
-      </w:r>
-    </w:p>
-    <w:p>
-      <w:pPr>
-        <w:pStyle w:val="Cod"/>
-        <w:rPr>
-          <w:lang w:val="en-US"/>
-        </w:rPr>
-      </w:pPr>
-      <w:r>
-        <w:rPr>
-          <w:lang w:val="en-US"/>
-        </w:rPr>
-        <w:t>                f"comp={self.comparatii}, logice={self.logice}), "</w:t>
-      </w:r>
-    </w:p>
-    <w:p>
-      <w:pPr>
-        <w:pStyle w:val="Cod"/>
-        <w:rPr>
-          <w:lang w:val="en-US"/>
-        </w:rPr>
-      </w:pPr>
-      <w:r>
-        <w:rPr>
-          <w:lang w:val="en-US"/>
-        </w:rPr>
-        <w:t>                f"iteratii/apeluri={self.iteratii_apeluri}")</w:t>
-      </w:r>
-    </w:p>
-    <w:p>
-      <w:pPr>
-        <w:pStyle w:val="Cod"/>
-        <w:rPr>
-          <w:lang w:val="en-US"/>
-        </w:rPr>
-      </w:pPr>
-    </w:p>
-    <w:p>
-      <w:pPr>
-        <w:pStyle w:val="Cod"/>
-        <w:rPr>
-          <w:lang w:val="en-US"/>
-        </w:rPr>
-      </w:pPr>
-      <w:r>
-        <w:rPr>
-          <w:lang w:val="en-US"/>
-        </w:rPr>
-        <w:t>def merge_sort(arr, c: Counter):</w:t>
+        <w:t>        return (f"Nop={</w:t>
+      </w:r>
+      <w:proofErr w:type="gramStart"/>
+      <w:r>
+        <w:rPr>
+          <w:lang w:val="en-US"/>
+        </w:rPr>
+        <w:t>self.Nop</w:t>
+      </w:r>
+      <w:proofErr w:type="gramEnd"/>
+      <w:r>
+        <w:rPr>
+          <w:lang w:val="en-US"/>
+        </w:rPr>
+        <w:t>} (aritm={</w:t>
+      </w:r>
+      <w:proofErr w:type="gramStart"/>
+      <w:r>
+        <w:rPr>
+          <w:lang w:val="en-US"/>
+        </w:rPr>
+        <w:t>self.aritmetice</w:t>
+      </w:r>
+      <w:proofErr w:type="gramEnd"/>
+      <w:r>
+        <w:rPr>
+          <w:lang w:val="en-US"/>
+        </w:rPr>
+        <w:t>}, "</w:t>
+      </w:r>
+    </w:p>
+    <w:p>
+      <w:pPr>
+        <w:pStyle w:val="Cod"/>
+        <w:rPr>
+          <w:lang w:val="en-US"/>
+        </w:rPr>
+      </w:pPr>
+      <w:r>
+        <w:rPr>
+          <w:lang w:val="en-US"/>
+        </w:rPr>
+        <w:t>                f"comp={</w:t>
+      </w:r>
+      <w:proofErr w:type="gramStart"/>
+      <w:r>
+        <w:rPr>
+          <w:lang w:val="en-US"/>
+        </w:rPr>
+        <w:t>self.comparatii</w:t>
+      </w:r>
+      <w:proofErr w:type="gramEnd"/>
+      <w:r>
+        <w:rPr>
+          <w:lang w:val="en-US"/>
+        </w:rPr>
+        <w:t>}, logice={</w:t>
+      </w:r>
+      <w:proofErr w:type="gramStart"/>
+      <w:r>
+        <w:rPr>
+          <w:lang w:val="en-US"/>
+        </w:rPr>
+        <w:t>self.logice</w:t>
+      </w:r>
+      <w:proofErr w:type="gramEnd"/>
+      <w:r>
+        <w:rPr>
+          <w:lang w:val="en-US"/>
+        </w:rPr>
+        <w:t>}), "</w:t>
+      </w:r>
+    </w:p>
+    <w:p>
+      <w:pPr>
+        <w:pStyle w:val="Cod"/>
+        <w:rPr>
+          <w:lang w:val="en-US"/>
+        </w:rPr>
+      </w:pPr>
+      <w:r>
+        <w:rPr>
+          <w:lang w:val="en-US"/>
+        </w:rPr>
+        <w:t>                f"iteratii/apeluri={</w:t>
+      </w:r>
+      <w:proofErr w:type="gramStart"/>
+      <w:r>
+        <w:rPr>
+          <w:lang w:val="en-US"/>
+        </w:rPr>
+        <w:t>self.iteratii</w:t>
+      </w:r>
+      <w:proofErr w:type="gramEnd"/>
+      <w:r>
+        <w:rPr>
+          <w:lang w:val="en-US"/>
+        </w:rPr>
+        <w:t>_apeluri}")</w:t>
+      </w:r>
+    </w:p>
+    <w:p>
+      <w:pPr>
+        <w:pStyle w:val="Cod"/>
+        <w:rPr>
+          <w:lang w:val="en-US"/>
+        </w:rPr>
+      </w:pPr>
+    </w:p>
+    <w:p>
+      <w:pPr>
+        <w:pStyle w:val="Cod"/>
+        <w:rPr>
+          <w:lang w:val="en-US"/>
+        </w:rPr>
+      </w:pPr>
+      <w:r>
+        <w:rPr>
+          <w:lang w:val="en-US"/>
+        </w:rPr>
+        <w:t>def merge_</w:t>
+      </w:r>
+      <w:proofErr w:type="gramStart"/>
+      <w:r>
+        <w:rPr>
+          <w:lang w:val="en-US"/>
+        </w:rPr>
+        <w:t>sort(</w:t>
+      </w:r>
+      <w:proofErr w:type="gramEnd"/>
+      <w:r>
+        <w:rPr>
+          <w:lang w:val="en-US"/>
+        </w:rPr>
+        <w:t>arr, c: Counter):</w:t>
       </w:r>
     </w:p>
     <w:p>
@@ -9151,29 +9588,57 @@
         <w:rPr>
           <w:lang w:val="en-US"/>
         </w:rPr>
-        <w:t>    return merge(left, right, c)</w:t>
-      </w:r>
-    </w:p>
-    <w:p>
-      <w:pPr>
-        <w:pStyle w:val="Cod"/>
-        <w:rPr>
-          <w:lang w:val="en-US"/>
-        </w:rPr>
-      </w:pPr>
-    </w:p>
-    <w:p>
-      <w:pPr>
-        <w:pStyle w:val="Cod"/>
-        <w:rPr>
-          <w:lang w:val="en-US"/>
-        </w:rPr>
-      </w:pPr>
-      <w:r>
-        <w:rPr>
-          <w:lang w:val="en-US"/>
-        </w:rPr>
-        <w:t>def merge(left, right, c: Counter):</w:t>
+        <w:t xml:space="preserve">    return </w:t>
+      </w:r>
+      <w:proofErr w:type="gramStart"/>
+      <w:r>
+        <w:rPr>
+          <w:lang w:val="en-US"/>
+        </w:rPr>
+        <w:t>merge(</w:t>
+      </w:r>
+      <w:proofErr w:type="gramEnd"/>
+      <w:r>
+        <w:rPr>
+          <w:lang w:val="en-US"/>
+        </w:rPr>
+        <w:t>left, right, c)</w:t>
+      </w:r>
+    </w:p>
+    <w:p>
+      <w:pPr>
+        <w:pStyle w:val="Cod"/>
+        <w:rPr>
+          <w:lang w:val="en-US"/>
+        </w:rPr>
+      </w:pPr>
+    </w:p>
+    <w:p>
+      <w:pPr>
+        <w:pStyle w:val="Cod"/>
+        <w:rPr>
+          <w:lang w:val="en-US"/>
+        </w:rPr>
+      </w:pPr>
+      <w:r>
+        <w:rPr>
+          <w:lang w:val="en-US"/>
+        </w:rPr>
+        <w:t xml:space="preserve">def </w:t>
+      </w:r>
+      <w:proofErr w:type="gramStart"/>
+      <w:r>
+        <w:rPr>
+          <w:lang w:val="en-US"/>
+        </w:rPr>
+        <w:t>merge(</w:t>
+      </w:r>
+      <w:proofErr w:type="gramEnd"/>
+      <w:r>
+        <w:rPr>
+          <w:lang w:val="en-US"/>
+        </w:rPr>
+        <w:t>left, right, c: Counter):</w:t>
       </w:r>
     </w:p>
     <w:p>
@@ -9313,7 +9778,21 @@
         <w:rPr>
           <w:lang w:val="en-US"/>
         </w:rPr>
-        <w:t>            result.append(left[i])</w:t>
+        <w:t xml:space="preserve">            </w:t>
+      </w:r>
+      <w:proofErr w:type="gramStart"/>
+      <w:r>
+        <w:rPr>
+          <w:lang w:val="en-US"/>
+        </w:rPr>
+        <w:t>result.append</w:t>
+      </w:r>
+      <w:proofErr w:type="gramEnd"/>
+      <w:r>
+        <w:rPr>
+          <w:lang w:val="en-US"/>
+        </w:rPr>
+        <w:t>(left[i])</w:t>
       </w:r>
     </w:p>
     <w:p>
@@ -9369,7 +9848,21 @@
         <w:rPr>
           <w:lang w:val="en-US"/>
         </w:rPr>
-        <w:t>            result.append(right[j])</w:t>
+        <w:t xml:space="preserve">            </w:t>
+      </w:r>
+      <w:proofErr w:type="gramStart"/>
+      <w:r>
+        <w:rPr>
+          <w:lang w:val="en-US"/>
+        </w:rPr>
+        <w:t>result.append</w:t>
+      </w:r>
+      <w:proofErr w:type="gramEnd"/>
+      <w:r>
+        <w:rPr>
+          <w:lang w:val="en-US"/>
+        </w:rPr>
+        <w:t>(right[j])</w:t>
       </w:r>
     </w:p>
     <w:p>
@@ -9433,64 +9926,1060 @@
         <w:rPr>
           <w:lang w:val="en-US"/>
         </w:rPr>
+        <w:t>        c.iteratii_apeluri += 1</w:t>
+      </w:r>
+    </w:p>
+    <w:p>
+      <w:pPr>
+        <w:pStyle w:val="Cod"/>
+        <w:rPr>
+          <w:lang w:val="en-US"/>
+        </w:rPr>
+      </w:pPr>
+      <w:r>
+        <w:rPr>
+          <w:lang w:val="en-US"/>
+        </w:rPr>
+        <w:t>        c.comparatii += 2</w:t>
+      </w:r>
+    </w:p>
+    <w:p>
+      <w:pPr>
+        <w:pStyle w:val="Cod"/>
+        <w:rPr>
+          <w:lang w:val="en-US"/>
+        </w:rPr>
+      </w:pPr>
+      <w:r>
+        <w:rPr>
+          <w:lang w:val="en-US"/>
+        </w:rPr>
+        <w:t>        c.logice += 1</w:t>
+      </w:r>
+    </w:p>
+    <w:p>
+      <w:pPr>
+        <w:pStyle w:val="Cod"/>
+        <w:rPr>
+          <w:lang w:val="en-US"/>
+        </w:rPr>
+      </w:pPr>
+      <w:r>
+        <w:rPr>
+          <w:lang w:val="en-US"/>
+        </w:rPr>
+        <w:t xml:space="preserve">        </w:t>
+      </w:r>
+      <w:proofErr w:type="gramStart"/>
+      <w:r>
+        <w:rPr>
+          <w:lang w:val="en-US"/>
+        </w:rPr>
+        <w:t>result.append</w:t>
+      </w:r>
+      <w:proofErr w:type="gramEnd"/>
+      <w:r>
+        <w:rPr>
+          <w:lang w:val="en-US"/>
+        </w:rPr>
+        <w:t>(left[i])</w:t>
+      </w:r>
+    </w:p>
+    <w:p>
+      <w:pPr>
+        <w:pStyle w:val="Cod"/>
+        <w:rPr>
+          <w:lang w:val="en-US"/>
+        </w:rPr>
+      </w:pPr>
+      <w:r>
+        <w:rPr>
+          <w:lang w:val="en-US"/>
+        </w:rPr>
+        <w:t>        i += 1</w:t>
+      </w:r>
+    </w:p>
+    <w:p>
+      <w:pPr>
+        <w:pStyle w:val="Cod"/>
+        <w:rPr>
+          <w:lang w:val="en-US"/>
+        </w:rPr>
+      </w:pPr>
+      <w:r>
+        <w:rPr>
+          <w:lang w:val="en-US"/>
+        </w:rPr>
+        <w:t>        c.aritmetice += 1</w:t>
+      </w:r>
+    </w:p>
+    <w:p>
+      <w:pPr>
+        <w:pStyle w:val="Cod"/>
+        <w:rPr>
+          <w:lang w:val="en-US"/>
+        </w:rPr>
+      </w:pPr>
+    </w:p>
+    <w:p>
+      <w:pPr>
+        <w:pStyle w:val="Cod"/>
+        <w:rPr>
+          <w:lang w:val="en-US"/>
+        </w:rPr>
+      </w:pPr>
+      <w:r>
+        <w:rPr>
+          <w:lang w:val="en-US"/>
+        </w:rPr>
+        <w:t>    while j &lt; len(right):</w:t>
+      </w:r>
+    </w:p>
+    <w:p>
+      <w:pPr>
+        <w:pStyle w:val="Cod"/>
+        <w:rPr>
+          <w:lang w:val="en-US"/>
+        </w:rPr>
+      </w:pPr>
+      <w:r>
+        <w:rPr>
+          <w:lang w:val="en-US"/>
+        </w:rPr>
+        <w:t>        c.iteratii_apeluri += 1</w:t>
+      </w:r>
+    </w:p>
+    <w:p>
+      <w:pPr>
+        <w:pStyle w:val="Cod"/>
+        <w:rPr>
+          <w:lang w:val="en-US"/>
+        </w:rPr>
+      </w:pPr>
+      <w:r>
+        <w:rPr>
+          <w:lang w:val="en-US"/>
+        </w:rPr>
+        <w:t>        c.comparatii += 2</w:t>
+      </w:r>
+    </w:p>
+    <w:p>
+      <w:pPr>
+        <w:pStyle w:val="Cod"/>
+        <w:rPr>
+          <w:lang w:val="en-US"/>
+        </w:rPr>
+      </w:pPr>
+      <w:r>
+        <w:rPr>
+          <w:lang w:val="en-US"/>
+        </w:rPr>
+        <w:t>        c.logice += 1</w:t>
+      </w:r>
+    </w:p>
+    <w:p>
+      <w:pPr>
+        <w:pStyle w:val="Cod"/>
+        <w:rPr>
+          <w:lang w:val="en-US"/>
+        </w:rPr>
+      </w:pPr>
+      <w:r>
+        <w:rPr>
+          <w:lang w:val="en-US"/>
+        </w:rPr>
+        <w:t xml:space="preserve">        </w:t>
+      </w:r>
+      <w:proofErr w:type="gramStart"/>
+      <w:r>
+        <w:rPr>
+          <w:lang w:val="en-US"/>
+        </w:rPr>
+        <w:t>result.append</w:t>
+      </w:r>
+      <w:proofErr w:type="gramEnd"/>
+      <w:r>
+        <w:rPr>
+          <w:lang w:val="en-US"/>
+        </w:rPr>
+        <w:t>(right[j])</w:t>
+      </w:r>
+    </w:p>
+    <w:p>
+      <w:pPr>
+        <w:pStyle w:val="Cod"/>
+        <w:rPr>
+          <w:lang w:val="en-US"/>
+        </w:rPr>
+      </w:pPr>
+      <w:r>
+        <w:rPr>
+          <w:lang w:val="en-US"/>
+        </w:rPr>
+        <w:t>        j += 1</w:t>
+      </w:r>
+    </w:p>
+    <w:p>
+      <w:pPr>
+        <w:pStyle w:val="Cod"/>
+        <w:rPr>
+          <w:lang w:val="en-US"/>
+        </w:rPr>
+      </w:pPr>
+      <w:r>
+        <w:rPr>
+          <w:lang w:val="en-US"/>
+        </w:rPr>
+        <w:t>        c.aritmetice += 1</w:t>
+      </w:r>
+    </w:p>
+    <w:p>
+      <w:pPr>
+        <w:pStyle w:val="Cod"/>
+        <w:rPr>
+          <w:lang w:val="en-US"/>
+        </w:rPr>
+      </w:pPr>
+      <w:r>
+        <w:rPr>
+          <w:lang w:val="en-US"/>
+        </w:rPr>
+        <w:t>    return result</w:t>
+      </w:r>
+    </w:p>
+    <w:p>
+      <w:pPr>
+        <w:pStyle w:val="Cod"/>
+        <w:rPr>
+          <w:lang w:val="en-US"/>
+        </w:rPr>
+      </w:pPr>
+    </w:p>
+    <w:p>
+      <w:pPr>
+        <w:pStyle w:val="Cod"/>
+        <w:rPr>
+          <w:lang w:val="en-US"/>
+        </w:rPr>
+      </w:pPr>
+      <w:r>
+        <w:rPr>
+          <w:lang w:val="en-US"/>
+        </w:rPr>
+        <w:t>def quick_</w:t>
+      </w:r>
+      <w:proofErr w:type="gramStart"/>
+      <w:r>
+        <w:rPr>
+          <w:lang w:val="en-US"/>
+        </w:rPr>
+        <w:t>sort(</w:t>
+      </w:r>
+      <w:proofErr w:type="gramEnd"/>
+      <w:r>
+        <w:rPr>
+          <w:lang w:val="en-US"/>
+        </w:rPr>
+        <w:t>arr, low, high, c: Counter):</w:t>
+      </w:r>
+    </w:p>
+    <w:p>
+      <w:pPr>
+        <w:pStyle w:val="Cod"/>
+        <w:rPr>
+          <w:lang w:val="en-US"/>
+        </w:rPr>
+      </w:pPr>
+      <w:r>
+        <w:rPr>
+          <w:lang w:val="en-US"/>
+        </w:rPr>
+        <w:t>    c.iteratii_apeluri += 1</w:t>
+      </w:r>
+    </w:p>
+    <w:p>
+      <w:pPr>
+        <w:pStyle w:val="Cod"/>
+        <w:rPr>
+          <w:lang w:val="en-US"/>
+        </w:rPr>
+      </w:pPr>
+      <w:r>
+        <w:rPr>
+          <w:lang w:val="en-US"/>
+        </w:rPr>
+        <w:t>    c.comparatii += 1</w:t>
+      </w:r>
+    </w:p>
+    <w:p>
+      <w:pPr>
+        <w:pStyle w:val="Cod"/>
+        <w:rPr>
+          <w:lang w:val="en-US"/>
+        </w:rPr>
+      </w:pPr>
+      <w:r>
+        <w:rPr>
+          <w:lang w:val="en-US"/>
+        </w:rPr>
+        <w:t>    if low &lt; high:</w:t>
+      </w:r>
+    </w:p>
+    <w:p>
+      <w:pPr>
+        <w:pStyle w:val="Cod"/>
+        <w:rPr>
+          <w:lang w:val="en-US"/>
+        </w:rPr>
+      </w:pPr>
+      <w:r>
+        <w:rPr>
+          <w:lang w:val="en-US"/>
+        </w:rPr>
+        <w:t xml:space="preserve">        pi = </w:t>
+      </w:r>
+      <w:proofErr w:type="gramStart"/>
+      <w:r>
+        <w:rPr>
+          <w:lang w:val="en-US"/>
+        </w:rPr>
+        <w:t>partition(</w:t>
+      </w:r>
+      <w:proofErr w:type="gramEnd"/>
+      <w:r>
+        <w:rPr>
+          <w:lang w:val="en-US"/>
+        </w:rPr>
+        <w:t>arr, low, high, c)</w:t>
+      </w:r>
+    </w:p>
+    <w:p>
+      <w:pPr>
+        <w:pStyle w:val="Cod"/>
+        <w:rPr>
+          <w:lang w:val="en-US"/>
+        </w:rPr>
+      </w:pPr>
+      <w:r>
+        <w:rPr>
+          <w:lang w:val="en-US"/>
+        </w:rPr>
+        <w:t>        quick_</w:t>
+      </w:r>
+      <w:proofErr w:type="gramStart"/>
+      <w:r>
+        <w:rPr>
+          <w:lang w:val="en-US"/>
+        </w:rPr>
+        <w:t>sort(</w:t>
+      </w:r>
+      <w:proofErr w:type="gramEnd"/>
+      <w:r>
+        <w:rPr>
+          <w:lang w:val="en-US"/>
+        </w:rPr>
+        <w:t>arr, low, pi - 1, c)</w:t>
+      </w:r>
+    </w:p>
+    <w:p>
+      <w:pPr>
+        <w:pStyle w:val="Cod"/>
+        <w:rPr>
+          <w:lang w:val="en-US"/>
+        </w:rPr>
+      </w:pPr>
+      <w:r>
+        <w:rPr>
+          <w:lang w:val="en-US"/>
+        </w:rPr>
+        <w:t>        c.aritmetice += 1</w:t>
+      </w:r>
+    </w:p>
+    <w:p>
+      <w:pPr>
+        <w:pStyle w:val="Cod"/>
+        <w:rPr>
+          <w:lang w:val="en-US"/>
+        </w:rPr>
+      </w:pPr>
+      <w:r>
+        <w:rPr>
+          <w:lang w:val="en-US"/>
+        </w:rPr>
+        <w:t>        quick_</w:t>
+      </w:r>
+      <w:proofErr w:type="gramStart"/>
+      <w:r>
+        <w:rPr>
+          <w:lang w:val="en-US"/>
+        </w:rPr>
+        <w:t>sort(</w:t>
+      </w:r>
+      <w:proofErr w:type="gramEnd"/>
+      <w:r>
+        <w:rPr>
+          <w:lang w:val="en-US"/>
+        </w:rPr>
+        <w:t>arr, pi + 1, high, c)</w:t>
+      </w:r>
+    </w:p>
+    <w:p>
+      <w:pPr>
+        <w:pStyle w:val="Cod"/>
+        <w:rPr>
+          <w:lang w:val="en-US"/>
+        </w:rPr>
+      </w:pPr>
+      <w:r>
+        <w:rPr>
+          <w:lang w:val="en-US"/>
+        </w:rPr>
+        <w:t>        c.aritmetice += 1</w:t>
+      </w:r>
+    </w:p>
+    <w:p>
+      <w:pPr>
+        <w:pStyle w:val="Cod"/>
+        <w:rPr>
+          <w:lang w:val="en-US"/>
+        </w:rPr>
+      </w:pPr>
+    </w:p>
+    <w:p>
+      <w:pPr>
+        <w:pStyle w:val="Cod"/>
+        <w:rPr>
+          <w:lang w:val="en-US"/>
+        </w:rPr>
+      </w:pPr>
+      <w:r>
+        <w:rPr>
+          <w:lang w:val="en-US"/>
+        </w:rPr>
+        <w:t xml:space="preserve">def </w:t>
+      </w:r>
+      <w:proofErr w:type="gramStart"/>
+      <w:r>
+        <w:rPr>
+          <w:lang w:val="en-US"/>
+        </w:rPr>
+        <w:t>partition(</w:t>
+      </w:r>
+      <w:proofErr w:type="gramEnd"/>
+      <w:r>
+        <w:rPr>
+          <w:lang w:val="en-US"/>
+        </w:rPr>
+        <w:t>arr, low, high, c: Counter):</w:t>
+      </w:r>
+    </w:p>
+    <w:p>
+      <w:pPr>
+        <w:pStyle w:val="Cod"/>
+        <w:rPr>
+          <w:lang w:val="en-US"/>
+        </w:rPr>
+      </w:pPr>
+      <w:r>
+        <w:rPr>
+          <w:lang w:val="en-US"/>
+        </w:rPr>
+        <w:t>    p = arr[low]</w:t>
+      </w:r>
+    </w:p>
+    <w:p>
+      <w:pPr>
+        <w:pStyle w:val="Cod"/>
+        <w:rPr>
+          <w:lang w:val="en-US"/>
+        </w:rPr>
+      </w:pPr>
+      <w:r>
+        <w:rPr>
+          <w:lang w:val="en-US"/>
+        </w:rPr>
+        <w:t>    c.aritmetice += 1</w:t>
+      </w:r>
+    </w:p>
+    <w:p>
+      <w:pPr>
+        <w:pStyle w:val="Cod"/>
+        <w:rPr>
+          <w:lang w:val="en-US"/>
+        </w:rPr>
+      </w:pPr>
+      <w:r>
+        <w:rPr>
+          <w:lang w:val="en-US"/>
+        </w:rPr>
+        <w:t>    k = low</w:t>
+      </w:r>
+    </w:p>
+    <w:p>
+      <w:pPr>
+        <w:pStyle w:val="Cod"/>
+        <w:rPr>
+          <w:lang w:val="en-US"/>
+        </w:rPr>
+      </w:pPr>
+      <w:r>
+        <w:rPr>
+          <w:lang w:val="en-US"/>
+        </w:rPr>
+        <w:t>    l = high + 1</w:t>
+      </w:r>
+    </w:p>
+    <w:p>
+      <w:pPr>
+        <w:pStyle w:val="Cod"/>
+        <w:rPr>
+          <w:lang w:val="en-US"/>
+        </w:rPr>
+      </w:pPr>
+      <w:r>
+        <w:rPr>
+          <w:lang w:val="en-US"/>
+        </w:rPr>
+        <w:t>    c.aritmetice += 2</w:t>
+      </w:r>
+    </w:p>
+    <w:p>
+      <w:pPr>
+        <w:pStyle w:val="Cod"/>
+        <w:rPr>
+          <w:lang w:val="en-US"/>
+        </w:rPr>
+      </w:pPr>
+    </w:p>
+    <w:p>
+      <w:pPr>
+        <w:pStyle w:val="Cod"/>
+        <w:rPr>
+          <w:lang w:val="en-US"/>
+        </w:rPr>
+      </w:pPr>
+      <w:r>
+        <w:rPr>
+          <w:lang w:val="en-US"/>
+        </w:rPr>
+        <w:t>    while True:</w:t>
+      </w:r>
+    </w:p>
+    <w:p>
+      <w:pPr>
+        <w:pStyle w:val="Cod"/>
+        <w:rPr>
+          <w:lang w:val="en-US"/>
+        </w:rPr>
+      </w:pPr>
+      <w:r>
+        <w:rPr>
+          <w:lang w:val="en-US"/>
+        </w:rPr>
+        <w:t>        while True:</w:t>
+      </w:r>
+    </w:p>
+    <w:p>
+      <w:pPr>
+        <w:pStyle w:val="Cod"/>
+        <w:rPr>
+          <w:lang w:val="en-US"/>
+        </w:rPr>
+      </w:pPr>
+      <w:r>
+        <w:rPr>
+          <w:lang w:val="en-US"/>
+        </w:rPr>
+        <w:t>            k += 1</w:t>
+      </w:r>
+    </w:p>
+    <w:p>
+      <w:pPr>
+        <w:pStyle w:val="Cod"/>
+        <w:rPr>
+          <w:lang w:val="en-US"/>
+        </w:rPr>
+      </w:pPr>
+      <w:r>
+        <w:rPr>
+          <w:lang w:val="en-US"/>
+        </w:rPr>
+        <w:t>            c.aritmetice += 1</w:t>
+      </w:r>
+    </w:p>
+    <w:p>
+      <w:pPr>
+        <w:pStyle w:val="Cod"/>
+        <w:rPr>
+          <w:lang w:val="en-US"/>
+        </w:rPr>
+      </w:pPr>
+      <w:r>
+        <w:rPr>
+          <w:lang w:val="en-US"/>
+        </w:rPr>
+        <w:t>            c.comparatii += 2</w:t>
+      </w:r>
+    </w:p>
+    <w:p>
+      <w:pPr>
+        <w:pStyle w:val="Cod"/>
+        <w:rPr>
+          <w:lang w:val="en-US"/>
+        </w:rPr>
+      </w:pPr>
+      <w:r>
+        <w:rPr>
+          <w:lang w:val="en-US"/>
+        </w:rPr>
+        <w:t>            c.logice += 1</w:t>
+      </w:r>
+    </w:p>
+    <w:p>
+      <w:pPr>
+        <w:pStyle w:val="Cod"/>
+        <w:rPr>
+          <w:lang w:val="en-US"/>
+        </w:rPr>
+      </w:pPr>
+      <w:r>
+        <w:rPr>
+          <w:lang w:val="en-US"/>
+        </w:rPr>
+        <w:t>            if k &gt; high or arr[k] &gt; p:</w:t>
+      </w:r>
+    </w:p>
+    <w:p>
+      <w:pPr>
+        <w:pStyle w:val="Cod"/>
+        <w:rPr>
+          <w:lang w:val="en-US"/>
+        </w:rPr>
+      </w:pPr>
+      <w:r>
+        <w:rPr>
+          <w:lang w:val="en-US"/>
+        </w:rPr>
+        <w:t>                break</w:t>
+      </w:r>
+    </w:p>
+    <w:p>
+      <w:pPr>
+        <w:pStyle w:val="Cod"/>
+        <w:rPr>
+          <w:lang w:val="en-US"/>
+        </w:rPr>
+      </w:pPr>
+    </w:p>
+    <w:p>
+      <w:pPr>
+        <w:pStyle w:val="Cod"/>
+        <w:rPr>
+          <w:lang w:val="en-US"/>
+        </w:rPr>
+      </w:pPr>
+      <w:r>
+        <w:rPr>
+          <w:lang w:val="en-US"/>
+        </w:rPr>
+        <w:t>        while True:</w:t>
+      </w:r>
+    </w:p>
+    <w:p>
+      <w:pPr>
+        <w:pStyle w:val="Cod"/>
+        <w:rPr>
+          <w:lang w:val="en-US"/>
+        </w:rPr>
+      </w:pPr>
+      <w:r>
+        <w:rPr>
+          <w:lang w:val="en-US"/>
+        </w:rPr>
+        <w:t>            l -= 1</w:t>
+      </w:r>
+    </w:p>
+    <w:p>
+      <w:pPr>
+        <w:pStyle w:val="Cod"/>
+        <w:rPr>
+          <w:lang w:val="en-US"/>
+        </w:rPr>
+      </w:pPr>
+      <w:r>
+        <w:rPr>
+          <w:lang w:val="en-US"/>
+        </w:rPr>
+        <w:t>            c.aritmetice += 1</w:t>
+      </w:r>
+    </w:p>
+    <w:p>
+      <w:pPr>
+        <w:pStyle w:val="Cod"/>
+        <w:rPr>
+          <w:lang w:val="en-US"/>
+        </w:rPr>
+      </w:pPr>
+      <w:r>
+        <w:rPr>
+          <w:lang w:val="en-US"/>
+        </w:rPr>
+        <w:t>            c.comparatii += 1</w:t>
+      </w:r>
+    </w:p>
+    <w:p>
+      <w:pPr>
+        <w:pStyle w:val="Cod"/>
+        <w:rPr>
+          <w:lang w:val="en-US"/>
+        </w:rPr>
+      </w:pPr>
+      <w:r>
+        <w:rPr>
+          <w:lang w:val="en-US"/>
+        </w:rPr>
+        <w:t>            if arr[l] &lt;= p:</w:t>
+      </w:r>
+    </w:p>
+    <w:p>
+      <w:pPr>
+        <w:pStyle w:val="Cod"/>
+        <w:rPr>
+          <w:lang w:val="en-US"/>
+        </w:rPr>
+      </w:pPr>
+      <w:r>
+        <w:rPr>
+          <w:lang w:val="en-US"/>
+        </w:rPr>
+        <w:t>                break</w:t>
+      </w:r>
+    </w:p>
+    <w:p>
+      <w:pPr>
+        <w:pStyle w:val="Cod"/>
+        <w:rPr>
+          <w:lang w:val="en-US"/>
+        </w:rPr>
+      </w:pPr>
+    </w:p>
+    <w:p>
+      <w:pPr>
+        <w:pStyle w:val="Cod"/>
+        <w:rPr>
+          <w:lang w:val="en-US"/>
+        </w:rPr>
+      </w:pPr>
+      <w:r>
+        <w:rPr>
+          <w:lang w:val="en-US"/>
+        </w:rPr>
+        <w:t>        c.comparatii += 1</w:t>
+      </w:r>
+    </w:p>
+    <w:p>
+      <w:pPr>
+        <w:pStyle w:val="Cod"/>
+        <w:rPr>
+          <w:lang w:val="en-US"/>
+        </w:rPr>
+      </w:pPr>
+      <w:r>
+        <w:rPr>
+          <w:lang w:val="en-US"/>
+        </w:rPr>
+        <w:t>        if k &lt; l:</w:t>
+      </w:r>
+    </w:p>
+    <w:p>
+      <w:pPr>
+        <w:pStyle w:val="Cod"/>
+        <w:rPr>
+          <w:lang w:val="en-US"/>
+        </w:rPr>
+      </w:pPr>
+      <w:r>
+        <w:rPr>
+          <w:lang w:val="en-US"/>
+        </w:rPr>
+        <w:t>            arr[k], arr[l] = arr[l], arr[k]</w:t>
+      </w:r>
+    </w:p>
+    <w:p>
+      <w:pPr>
+        <w:pStyle w:val="Cod"/>
+        <w:rPr>
+          <w:lang w:val="en-US"/>
+        </w:rPr>
+      </w:pPr>
+      <w:r>
+        <w:rPr>
+          <w:lang w:val="en-US"/>
+        </w:rPr>
+        <w:t>        else:</w:t>
+      </w:r>
+    </w:p>
+    <w:p>
+      <w:pPr>
+        <w:pStyle w:val="Cod"/>
+        <w:rPr>
+          <w:lang w:val="en-US"/>
+        </w:rPr>
+      </w:pPr>
+      <w:r>
+        <w:rPr>
+          <w:lang w:val="en-US"/>
+        </w:rPr>
+        <w:t>            break</w:t>
+      </w:r>
+    </w:p>
+    <w:p>
+      <w:pPr>
+        <w:pStyle w:val="Cod"/>
+        <w:rPr>
+          <w:lang w:val="en-US"/>
+        </w:rPr>
+      </w:pPr>
+      <w:r>
+        <w:rPr>
+          <w:lang w:val="en-US"/>
+        </w:rPr>
+        <w:t>    arr[low], arr[l] = arr[l], arr[low]</w:t>
+      </w:r>
+    </w:p>
+    <w:p>
+      <w:pPr>
+        <w:pStyle w:val="Cod"/>
+        <w:rPr>
+          <w:lang w:val="en-US"/>
+        </w:rPr>
+      </w:pPr>
+      <w:r>
+        <w:rPr>
+          <w:lang w:val="en-US"/>
+        </w:rPr>
+        <w:t>    c.aritmetice += 2</w:t>
+      </w:r>
+    </w:p>
+    <w:p>
+      <w:pPr>
+        <w:pStyle w:val="Cod"/>
+        <w:rPr>
+          <w:lang w:val="en-US"/>
+        </w:rPr>
+      </w:pPr>
+      <w:r>
+        <w:rPr>
+          <w:lang w:val="en-US"/>
+        </w:rPr>
+        <w:t>    return l</w:t>
+      </w:r>
+    </w:p>
+    <w:p>
+      <w:pPr>
+        <w:pStyle w:val="Cod"/>
+        <w:rPr>
+          <w:lang w:val="en-US"/>
+        </w:rPr>
+      </w:pPr>
+    </w:p>
+    <w:p>
+      <w:pPr>
+        <w:pStyle w:val="Cod"/>
+        <w:rPr>
+          <w:lang w:val="en-US"/>
+        </w:rPr>
+      </w:pPr>
+      <w:r>
+        <w:rPr>
+          <w:lang w:val="en-US"/>
+        </w:rPr>
+        <w:t>def binary_search_</w:t>
+      </w:r>
+      <w:proofErr w:type="gramStart"/>
+      <w:r>
+        <w:rPr>
+          <w:lang w:val="en-US"/>
+        </w:rPr>
+        <w:t>di(</w:t>
+      </w:r>
+      <w:proofErr w:type="gramEnd"/>
+      <w:r>
+        <w:rPr>
+          <w:lang w:val="en-US"/>
+        </w:rPr>
+        <w:t>arr, low, high, target, c: Counter):</w:t>
+      </w:r>
+    </w:p>
+    <w:p>
+      <w:pPr>
+        <w:pStyle w:val="Cod"/>
+        <w:rPr>
+          <w:lang w:val="en-US"/>
+        </w:rPr>
+      </w:pPr>
+      <w:r>
+        <w:rPr>
+          <w:lang w:val="en-US"/>
+        </w:rPr>
+        <w:t>    c.iteratii_apeluri += 1</w:t>
+      </w:r>
+    </w:p>
+    <w:p>
+      <w:pPr>
+        <w:pStyle w:val="Cod"/>
+        <w:rPr>
+          <w:lang w:val="en-US"/>
+        </w:rPr>
+      </w:pPr>
+      <w:r>
+        <w:rPr>
+          <w:lang w:val="en-US"/>
+        </w:rPr>
+        <w:t>    c.comparatii += 1</w:t>
+      </w:r>
+    </w:p>
+    <w:p>
+      <w:pPr>
+        <w:pStyle w:val="Cod"/>
+        <w:rPr>
+          <w:lang w:val="en-US"/>
+        </w:rPr>
+      </w:pPr>
+      <w:r>
+        <w:rPr>
+          <w:lang w:val="en-US"/>
+        </w:rPr>
         <w:lastRenderedPageBreak/>
-        <w:t>        c.iteratii_apeluri += 1</w:t>
-      </w:r>
-    </w:p>
-    <w:p>
-      <w:pPr>
-        <w:pStyle w:val="Cod"/>
-        <w:rPr>
-          <w:lang w:val="en-US"/>
-        </w:rPr>
-      </w:pPr>
-      <w:r>
-        <w:rPr>
-          <w:lang w:val="en-US"/>
-        </w:rPr>
-        <w:t>        c.comparatii += 2</w:t>
-      </w:r>
-    </w:p>
-    <w:p>
-      <w:pPr>
-        <w:pStyle w:val="Cod"/>
-        <w:rPr>
-          <w:lang w:val="en-US"/>
-        </w:rPr>
-      </w:pPr>
-      <w:r>
-        <w:rPr>
-          <w:lang w:val="en-US"/>
-        </w:rPr>
-        <w:t>        c.logice += 1</w:t>
-      </w:r>
-    </w:p>
-    <w:p>
-      <w:pPr>
-        <w:pStyle w:val="Cod"/>
-        <w:rPr>
-          <w:lang w:val="en-US"/>
-        </w:rPr>
-      </w:pPr>
-      <w:r>
-        <w:rPr>
-          <w:lang w:val="en-US"/>
-        </w:rPr>
-        <w:t>        result.append(left[i])</w:t>
-      </w:r>
-    </w:p>
-    <w:p>
-      <w:pPr>
-        <w:pStyle w:val="Cod"/>
-        <w:rPr>
-          <w:lang w:val="en-US"/>
-        </w:rPr>
-      </w:pPr>
-      <w:r>
-        <w:rPr>
-          <w:lang w:val="en-US"/>
-        </w:rPr>
-        <w:t>        i += 1</w:t>
+        <w:t>    if low &gt; high:</w:t>
+      </w:r>
+    </w:p>
+    <w:p>
+      <w:pPr>
+        <w:pStyle w:val="Cod"/>
+        <w:rPr>
+          <w:lang w:val="en-US"/>
+        </w:rPr>
+      </w:pPr>
+      <w:r>
+        <w:rPr>
+          <w:lang w:val="en-US"/>
+        </w:rPr>
+        <w:t>        return -1</w:t>
+      </w:r>
+    </w:p>
+    <w:p>
+      <w:pPr>
+        <w:pStyle w:val="Cod"/>
+        <w:rPr>
+          <w:lang w:val="en-US"/>
+        </w:rPr>
+      </w:pPr>
+      <w:r>
+        <w:rPr>
+          <w:lang w:val="en-US"/>
+        </w:rPr>
+        <w:t xml:space="preserve">   mid = (low + high) // 2</w:t>
+      </w:r>
+    </w:p>
+    <w:p>
+      <w:pPr>
+        <w:pStyle w:val="Cod"/>
+        <w:rPr>
+          <w:lang w:val="en-US"/>
+        </w:rPr>
+      </w:pPr>
+      <w:r>
+        <w:rPr>
+          <w:lang w:val="en-US"/>
+        </w:rPr>
+        <w:t>    c.aritmetice += 3</w:t>
+      </w:r>
+    </w:p>
+    <w:p>
+      <w:pPr>
+        <w:pStyle w:val="Cod"/>
+        <w:rPr>
+          <w:lang w:val="en-US"/>
+        </w:rPr>
+      </w:pPr>
+    </w:p>
+    <w:p>
+      <w:pPr>
+        <w:pStyle w:val="Cod"/>
+        <w:rPr>
+          <w:lang w:val="en-US"/>
+        </w:rPr>
+      </w:pPr>
+      <w:r>
+        <w:rPr>
+          <w:lang w:val="en-US"/>
+        </w:rPr>
+        <w:t>    c.comparatii += 1</w:t>
+      </w:r>
+    </w:p>
+    <w:p>
+      <w:pPr>
+        <w:pStyle w:val="Cod"/>
+        <w:rPr>
+          <w:lang w:val="en-US"/>
+        </w:rPr>
+      </w:pPr>
+      <w:r>
+        <w:rPr>
+          <w:lang w:val="en-US"/>
+        </w:rPr>
+        <w:t>    if arr[mid] == target:</w:t>
+      </w:r>
+    </w:p>
+    <w:p>
+      <w:pPr>
+        <w:pStyle w:val="Cod"/>
+        <w:rPr>
+          <w:lang w:val="en-US"/>
+        </w:rPr>
+      </w:pPr>
+      <w:r>
+        <w:rPr>
+          <w:lang w:val="en-US"/>
+        </w:rPr>
+        <w:t>        return mid</w:t>
+      </w:r>
+    </w:p>
+    <w:p>
+      <w:pPr>
+        <w:pStyle w:val="Cod"/>
+        <w:rPr>
+          <w:lang w:val="en-US"/>
+        </w:rPr>
+      </w:pPr>
+    </w:p>
+    <w:p>
+      <w:pPr>
+        <w:pStyle w:val="Cod"/>
+        <w:rPr>
+          <w:lang w:val="en-US"/>
+        </w:rPr>
+      </w:pPr>
+      <w:r>
+        <w:rPr>
+          <w:lang w:val="en-US"/>
+        </w:rPr>
+        <w:t>    c.comparatii += 1</w:t>
+      </w:r>
+    </w:p>
+    <w:p>
+      <w:pPr>
+        <w:pStyle w:val="Cod"/>
+        <w:rPr>
+          <w:lang w:val="en-US"/>
+        </w:rPr>
+      </w:pPr>
+      <w:r>
+        <w:rPr>
+          <w:lang w:val="en-US"/>
+        </w:rPr>
+        <w:t>    if arr[mid] &gt; target:</w:t>
       </w:r>
     </w:p>
     <w:p>
@@ -9514,89 +11003,39 @@
           <w:lang w:val="en-US"/>
         </w:rPr>
       </w:pPr>
-    </w:p>
-    <w:p>
-      <w:pPr>
-        <w:pStyle w:val="Cod"/>
-        <w:rPr>
-          <w:lang w:val="en-US"/>
-        </w:rPr>
-      </w:pPr>
-      <w:r>
-        <w:rPr>
-          <w:lang w:val="en-US"/>
-        </w:rPr>
-        <w:t>    while j &lt; len(right):</w:t>
-      </w:r>
-    </w:p>
-    <w:p>
-      <w:pPr>
-        <w:pStyle w:val="Cod"/>
-        <w:rPr>
-          <w:lang w:val="en-US"/>
-        </w:rPr>
-      </w:pPr>
-      <w:r>
-        <w:rPr>
-          <w:lang w:val="en-US"/>
-        </w:rPr>
-        <w:t>        c.iteratii_apeluri += 1</w:t>
-      </w:r>
-    </w:p>
-    <w:p>
-      <w:pPr>
-        <w:pStyle w:val="Cod"/>
-        <w:rPr>
-          <w:lang w:val="en-US"/>
-        </w:rPr>
-      </w:pPr>
-      <w:r>
-        <w:rPr>
-          <w:lang w:val="en-US"/>
-        </w:rPr>
-        <w:t>        c.comparatii += 2</w:t>
-      </w:r>
-    </w:p>
-    <w:p>
-      <w:pPr>
-        <w:pStyle w:val="Cod"/>
-        <w:rPr>
-          <w:lang w:val="en-US"/>
-        </w:rPr>
-      </w:pPr>
-      <w:r>
-        <w:rPr>
-          <w:lang w:val="en-US"/>
-        </w:rPr>
-        <w:t>        c.logice += 1</w:t>
-      </w:r>
-    </w:p>
-    <w:p>
-      <w:pPr>
-        <w:pStyle w:val="Cod"/>
-        <w:rPr>
-          <w:lang w:val="en-US"/>
-        </w:rPr>
-      </w:pPr>
-      <w:r>
-        <w:rPr>
-          <w:lang w:val="en-US"/>
-        </w:rPr>
-        <w:t>        result.append(right[j])</w:t>
-      </w:r>
-    </w:p>
-    <w:p>
-      <w:pPr>
-        <w:pStyle w:val="Cod"/>
-        <w:rPr>
-          <w:lang w:val="en-US"/>
-        </w:rPr>
-      </w:pPr>
-      <w:r>
-        <w:rPr>
-          <w:lang w:val="en-US"/>
-        </w:rPr>
-        <w:t>        j += 1</w:t>
+      <w:r>
+        <w:rPr>
+          <w:lang w:val="en-US"/>
+        </w:rPr>
+        <w:t>        return binary_search_</w:t>
+      </w:r>
+      <w:proofErr w:type="gramStart"/>
+      <w:r>
+        <w:rPr>
+          <w:lang w:val="en-US"/>
+        </w:rPr>
+        <w:t>di(</w:t>
+      </w:r>
+      <w:proofErr w:type="gramEnd"/>
+      <w:r>
+        <w:rPr>
+          <w:lang w:val="en-US"/>
+        </w:rPr>
+        <w:t>arr, low, mid - 1, target, c)</w:t>
+      </w:r>
+    </w:p>
+    <w:p>
+      <w:pPr>
+        <w:pStyle w:val="Cod"/>
+        <w:rPr>
+          <w:lang w:val="en-US"/>
+        </w:rPr>
+      </w:pPr>
+      <w:r>
+        <w:rPr>
+          <w:lang w:val="en-US"/>
+        </w:rPr>
+        <w:t>    else:</w:t>
       </w:r>
     </w:p>
     <w:p>
@@ -9624,828 +11063,21 @@
         <w:rPr>
           <w:lang w:val="en-US"/>
         </w:rPr>
-        <w:t>    return result</w:t>
-      </w:r>
-    </w:p>
-    <w:p>
-      <w:pPr>
-        <w:pStyle w:val="Cod"/>
-        <w:rPr>
-          <w:lang w:val="en-US"/>
-        </w:rPr>
-      </w:pPr>
-    </w:p>
-    <w:p>
-      <w:pPr>
-        <w:pStyle w:val="Cod"/>
-        <w:rPr>
-          <w:lang w:val="en-US"/>
-        </w:rPr>
-      </w:pPr>
-      <w:r>
-        <w:rPr>
-          <w:lang w:val="en-US"/>
-        </w:rPr>
-        <w:t>def quick_sort(arr, low, high, c: Counter):</w:t>
-      </w:r>
-    </w:p>
-    <w:p>
-      <w:pPr>
-        <w:pStyle w:val="Cod"/>
-        <w:rPr>
-          <w:lang w:val="en-US"/>
-        </w:rPr>
-      </w:pPr>
-      <w:r>
-        <w:rPr>
-          <w:lang w:val="en-US"/>
-        </w:rPr>
-        <w:t>    c.iteratii_apeluri += 1</w:t>
-      </w:r>
-    </w:p>
-    <w:p>
-      <w:pPr>
-        <w:pStyle w:val="Cod"/>
-        <w:rPr>
-          <w:lang w:val="en-US"/>
-        </w:rPr>
-      </w:pPr>
-      <w:r>
-        <w:rPr>
-          <w:lang w:val="en-US"/>
-        </w:rPr>
-        <w:t>    c.comparatii += 1</w:t>
-      </w:r>
-    </w:p>
-    <w:p>
-      <w:pPr>
-        <w:pStyle w:val="Cod"/>
-        <w:rPr>
-          <w:lang w:val="en-US"/>
-        </w:rPr>
-      </w:pPr>
-      <w:r>
-        <w:rPr>
-          <w:lang w:val="en-US"/>
-        </w:rPr>
-        <w:t>    if low &lt; high:</w:t>
-      </w:r>
-    </w:p>
-    <w:p>
-      <w:pPr>
-        <w:pStyle w:val="Cod"/>
-        <w:rPr>
-          <w:lang w:val="en-US"/>
-        </w:rPr>
-      </w:pPr>
-      <w:r>
-        <w:rPr>
-          <w:lang w:val="en-US"/>
-        </w:rPr>
-        <w:t>        pi = partition(arr, low, high, c)</w:t>
-      </w:r>
-    </w:p>
-    <w:p>
-      <w:pPr>
-        <w:pStyle w:val="Cod"/>
-        <w:rPr>
-          <w:lang w:val="en-US"/>
-        </w:rPr>
-      </w:pPr>
-      <w:r>
-        <w:rPr>
-          <w:lang w:val="en-US"/>
-        </w:rPr>
-        <w:t>        quick_sort(arr, low, pi - 1, c)</w:t>
-      </w:r>
-    </w:p>
-    <w:p>
-      <w:pPr>
-        <w:pStyle w:val="Cod"/>
-        <w:rPr>
-          <w:lang w:val="en-US"/>
-        </w:rPr>
-      </w:pPr>
-      <w:r>
-        <w:rPr>
-          <w:lang w:val="en-US"/>
-        </w:rPr>
-        <w:t>        c.aritmetice += 1</w:t>
-      </w:r>
-    </w:p>
-    <w:p>
-      <w:pPr>
-        <w:pStyle w:val="Cod"/>
-        <w:rPr>
-          <w:lang w:val="en-US"/>
-        </w:rPr>
-      </w:pPr>
-      <w:r>
-        <w:rPr>
-          <w:lang w:val="en-US"/>
-        </w:rPr>
-        <w:t>        quick_sort(arr, pi + 1, high, c)</w:t>
-      </w:r>
-    </w:p>
-    <w:p>
-      <w:pPr>
-        <w:pStyle w:val="Cod"/>
-        <w:rPr>
-          <w:lang w:val="en-US"/>
-        </w:rPr>
-      </w:pPr>
-      <w:r>
-        <w:rPr>
-          <w:lang w:val="en-US"/>
-        </w:rPr>
-        <w:t>        c.aritmetice += 1</w:t>
-      </w:r>
-    </w:p>
-    <w:p>
-      <w:pPr>
-        <w:pStyle w:val="Cod"/>
-        <w:rPr>
-          <w:lang w:val="en-US"/>
-        </w:rPr>
-      </w:pPr>
-    </w:p>
-    <w:p>
-      <w:pPr>
-        <w:pStyle w:val="Cod"/>
-        <w:rPr>
-          <w:lang w:val="en-US"/>
-        </w:rPr>
-      </w:pPr>
-      <w:r>
-        <w:rPr>
-          <w:lang w:val="en-US"/>
-        </w:rPr>
-        <w:t>def partition(arr, low, high, c: Counter):</w:t>
-      </w:r>
-    </w:p>
-    <w:p>
-      <w:pPr>
-        <w:pStyle w:val="Cod"/>
-        <w:rPr>
-          <w:lang w:val="en-US"/>
-        </w:rPr>
-      </w:pPr>
-      <w:r>
-        <w:rPr>
-          <w:lang w:val="en-US"/>
-        </w:rPr>
-        <w:t>    p = arr[low]</w:t>
-      </w:r>
-    </w:p>
-    <w:p>
-      <w:pPr>
-        <w:pStyle w:val="Cod"/>
-        <w:rPr>
-          <w:lang w:val="en-US"/>
-        </w:rPr>
-      </w:pPr>
-      <w:r>
-        <w:rPr>
-          <w:lang w:val="en-US"/>
-        </w:rPr>
-        <w:t>    c.aritmetice += 1</w:t>
-      </w:r>
-    </w:p>
-    <w:p>
-      <w:pPr>
-        <w:pStyle w:val="Cod"/>
-        <w:rPr>
-          <w:lang w:val="en-US"/>
-        </w:rPr>
-      </w:pPr>
-      <w:r>
-        <w:rPr>
-          <w:lang w:val="en-US"/>
-        </w:rPr>
-        <w:t>    k = low</w:t>
-      </w:r>
-    </w:p>
-    <w:p>
-      <w:pPr>
-        <w:pStyle w:val="Cod"/>
-        <w:rPr>
-          <w:lang w:val="en-US"/>
-        </w:rPr>
-      </w:pPr>
-      <w:r>
-        <w:rPr>
-          <w:lang w:val="en-US"/>
-        </w:rPr>
-        <w:t>    l = high + 1</w:t>
-      </w:r>
-    </w:p>
-    <w:p>
-      <w:pPr>
-        <w:pStyle w:val="Cod"/>
-        <w:rPr>
-          <w:lang w:val="en-US"/>
-        </w:rPr>
-      </w:pPr>
-      <w:r>
-        <w:rPr>
-          <w:lang w:val="en-US"/>
-        </w:rPr>
-        <w:t>    c.aritmetice += 2</w:t>
-      </w:r>
-    </w:p>
-    <w:p>
-      <w:pPr>
-        <w:pStyle w:val="Cod"/>
-        <w:rPr>
-          <w:lang w:val="en-US"/>
-        </w:rPr>
-      </w:pPr>
-    </w:p>
-    <w:p>
-      <w:pPr>
-        <w:pStyle w:val="Cod"/>
-        <w:rPr>
-          <w:lang w:val="en-US"/>
-        </w:rPr>
-      </w:pPr>
-      <w:r>
-        <w:rPr>
-          <w:lang w:val="en-US"/>
-        </w:rPr>
-        <w:t>    while True:</w:t>
-      </w:r>
-    </w:p>
-    <w:p>
-      <w:pPr>
-        <w:pStyle w:val="Cod"/>
-        <w:rPr>
-          <w:lang w:val="en-US"/>
-        </w:rPr>
-      </w:pPr>
-      <w:r>
-        <w:rPr>
-          <w:lang w:val="en-US"/>
-        </w:rPr>
-        <w:t>        while True:</w:t>
-      </w:r>
-    </w:p>
-    <w:p>
-      <w:pPr>
-        <w:pStyle w:val="Cod"/>
-        <w:rPr>
-          <w:lang w:val="en-US"/>
-        </w:rPr>
-      </w:pPr>
-      <w:r>
-        <w:rPr>
-          <w:lang w:val="en-US"/>
-        </w:rPr>
-        <w:t>            k += 1</w:t>
-      </w:r>
-    </w:p>
-    <w:p>
-      <w:pPr>
-        <w:pStyle w:val="Cod"/>
-        <w:rPr>
-          <w:lang w:val="en-US"/>
-        </w:rPr>
-      </w:pPr>
-      <w:r>
-        <w:rPr>
-          <w:lang w:val="en-US"/>
-        </w:rPr>
-        <w:t>            c.aritmetice += 1</w:t>
-      </w:r>
-    </w:p>
-    <w:p>
-      <w:pPr>
-        <w:pStyle w:val="Cod"/>
-        <w:rPr>
-          <w:lang w:val="en-US"/>
-        </w:rPr>
-      </w:pPr>
-      <w:r>
-        <w:rPr>
-          <w:lang w:val="en-US"/>
-        </w:rPr>
-        <w:t>            c.comparatii += 2</w:t>
-      </w:r>
-    </w:p>
-    <w:p>
-      <w:pPr>
-        <w:pStyle w:val="Cod"/>
-        <w:rPr>
-          <w:lang w:val="en-US"/>
-        </w:rPr>
-      </w:pPr>
-      <w:r>
-        <w:rPr>
-          <w:lang w:val="en-US"/>
-        </w:rPr>
-        <w:t>            c.logice += 1</w:t>
-      </w:r>
-    </w:p>
-    <w:p>
-      <w:pPr>
-        <w:pStyle w:val="Cod"/>
-        <w:rPr>
-          <w:lang w:val="en-US"/>
-        </w:rPr>
-      </w:pPr>
-      <w:r>
-        <w:rPr>
-          <w:lang w:val="en-US"/>
-        </w:rPr>
-        <w:t>            if k &gt; high or arr[k] &gt; p:</w:t>
-      </w:r>
-    </w:p>
-    <w:p>
-      <w:pPr>
-        <w:pStyle w:val="Cod"/>
-        <w:rPr>
-          <w:lang w:val="en-US"/>
-        </w:rPr>
-      </w:pPr>
-      <w:r>
-        <w:rPr>
-          <w:lang w:val="en-US"/>
-        </w:rPr>
-        <w:t>                break</w:t>
-      </w:r>
-    </w:p>
-    <w:p>
-      <w:pPr>
-        <w:pStyle w:val="Cod"/>
-        <w:rPr>
-          <w:lang w:val="en-US"/>
-        </w:rPr>
-      </w:pPr>
-    </w:p>
-    <w:p>
-      <w:pPr>
-        <w:pStyle w:val="Cod"/>
-        <w:rPr>
-          <w:lang w:val="en-US"/>
-        </w:rPr>
-      </w:pPr>
-      <w:r>
-        <w:rPr>
-          <w:lang w:val="en-US"/>
-        </w:rPr>
-        <w:t>        while True:</w:t>
-      </w:r>
-    </w:p>
-    <w:p>
-      <w:pPr>
-        <w:pStyle w:val="Cod"/>
-        <w:rPr>
-          <w:lang w:val="en-US"/>
-        </w:rPr>
-      </w:pPr>
-      <w:r>
-        <w:rPr>
-          <w:lang w:val="en-US"/>
-        </w:rPr>
-        <w:t>            l -= 1</w:t>
-      </w:r>
-    </w:p>
-    <w:p>
-      <w:pPr>
-        <w:pStyle w:val="Cod"/>
-        <w:rPr>
-          <w:lang w:val="en-US"/>
-        </w:rPr>
-      </w:pPr>
-      <w:r>
-        <w:rPr>
-          <w:lang w:val="en-US"/>
-        </w:rPr>
-        <w:t>            c.aritmetice += 1</w:t>
-      </w:r>
-    </w:p>
-    <w:p>
-      <w:pPr>
-        <w:pStyle w:val="Cod"/>
-        <w:rPr>
-          <w:lang w:val="en-US"/>
-        </w:rPr>
-      </w:pPr>
-      <w:r>
-        <w:rPr>
-          <w:lang w:val="en-US"/>
-        </w:rPr>
-        <w:t>            c.comparatii += 1</w:t>
-      </w:r>
-    </w:p>
-    <w:p>
-      <w:pPr>
-        <w:pStyle w:val="Cod"/>
-        <w:rPr>
-          <w:lang w:val="en-US"/>
-        </w:rPr>
-      </w:pPr>
-      <w:r>
-        <w:rPr>
-          <w:lang w:val="en-US"/>
-        </w:rPr>
-        <w:t>            if arr[l] &lt;= p:</w:t>
-      </w:r>
-    </w:p>
-    <w:p>
-      <w:pPr>
-        <w:pStyle w:val="Cod"/>
-        <w:rPr>
-          <w:lang w:val="en-US"/>
-        </w:rPr>
-      </w:pPr>
-      <w:r>
-        <w:rPr>
-          <w:lang w:val="en-US"/>
-        </w:rPr>
-        <w:t>                break</w:t>
-      </w:r>
-    </w:p>
-    <w:p>
-      <w:pPr>
-        <w:pStyle w:val="Cod"/>
-        <w:rPr>
-          <w:lang w:val="en-US"/>
-        </w:rPr>
-      </w:pPr>
-    </w:p>
-    <w:p>
-      <w:pPr>
-        <w:pStyle w:val="Cod"/>
-        <w:rPr>
-          <w:lang w:val="en-US"/>
-        </w:rPr>
-      </w:pPr>
-      <w:r>
-        <w:rPr>
-          <w:lang w:val="en-US"/>
-        </w:rPr>
-        <w:t>        c.comparatii += 1</w:t>
-      </w:r>
-    </w:p>
-    <w:p>
-      <w:pPr>
-        <w:pStyle w:val="Cod"/>
-        <w:rPr>
-          <w:lang w:val="en-US"/>
-        </w:rPr>
-      </w:pPr>
-      <w:r>
-        <w:rPr>
-          <w:lang w:val="en-US"/>
-        </w:rPr>
-        <w:t>        if k &lt; l:</w:t>
-      </w:r>
-    </w:p>
-    <w:p>
-      <w:pPr>
-        <w:pStyle w:val="Cod"/>
-        <w:rPr>
-          <w:lang w:val="en-US"/>
-        </w:rPr>
-      </w:pPr>
-      <w:r>
-        <w:rPr>
-          <w:lang w:val="en-US"/>
-        </w:rPr>
-        <w:t>            arr[k], arr[l] = arr[l], arr[k]</w:t>
-      </w:r>
-    </w:p>
-    <w:p>
-      <w:pPr>
-        <w:pStyle w:val="Cod"/>
-        <w:rPr>
-          <w:lang w:val="en-US"/>
-        </w:rPr>
-      </w:pPr>
-      <w:r>
-        <w:rPr>
-          <w:lang w:val="en-US"/>
-        </w:rPr>
-        <w:t>        else:</w:t>
-      </w:r>
-    </w:p>
-    <w:p>
-      <w:pPr>
-        <w:pStyle w:val="Cod"/>
-        <w:rPr>
-          <w:lang w:val="en-US"/>
-        </w:rPr>
-      </w:pPr>
-      <w:r>
-        <w:rPr>
-          <w:lang w:val="en-US"/>
-        </w:rPr>
-        <w:t>            break</w:t>
-      </w:r>
-    </w:p>
-    <w:p>
-      <w:pPr>
-        <w:pStyle w:val="Cod"/>
-        <w:rPr>
-          <w:lang w:val="en-US"/>
-        </w:rPr>
-      </w:pPr>
-      <w:r>
-        <w:rPr>
-          <w:lang w:val="en-US"/>
-        </w:rPr>
-        <w:t>    arr[low], arr[l] = arr[l], arr[low]</w:t>
-      </w:r>
-    </w:p>
-    <w:p>
-      <w:pPr>
-        <w:pStyle w:val="Cod"/>
-        <w:rPr>
-          <w:lang w:val="en-US"/>
-        </w:rPr>
-      </w:pPr>
-      <w:r>
-        <w:rPr>
-          <w:lang w:val="en-US"/>
-        </w:rPr>
-        <w:t>    c.aritmetice += 2</w:t>
-      </w:r>
-    </w:p>
-    <w:p>
-      <w:pPr>
-        <w:pStyle w:val="Cod"/>
-        <w:rPr>
-          <w:lang w:val="en-US"/>
-        </w:rPr>
-      </w:pPr>
-      <w:r>
-        <w:rPr>
-          <w:lang w:val="en-US"/>
-        </w:rPr>
-        <w:t>    return l</w:t>
-      </w:r>
-    </w:p>
-    <w:p>
-      <w:pPr>
-        <w:pStyle w:val="Cod"/>
-        <w:rPr>
-          <w:lang w:val="en-US"/>
-        </w:rPr>
-      </w:pPr>
-    </w:p>
-    <w:p>
-      <w:pPr>
-        <w:pStyle w:val="Cod"/>
-        <w:rPr>
-          <w:lang w:val="en-US"/>
-        </w:rPr>
-      </w:pPr>
-      <w:r>
-        <w:rPr>
-          <w:lang w:val="en-US"/>
-        </w:rPr>
-        <w:t>def binary_search_di(arr, low, high, target, c: Counter):</w:t>
-      </w:r>
-    </w:p>
-    <w:p>
-      <w:pPr>
-        <w:pStyle w:val="Cod"/>
-        <w:rPr>
-          <w:lang w:val="en-US"/>
-        </w:rPr>
-      </w:pPr>
-      <w:r>
-        <w:rPr>
-          <w:lang w:val="en-US"/>
-        </w:rPr>
-        <w:t>    c.iteratii_apeluri += 1</w:t>
-      </w:r>
-    </w:p>
-    <w:p>
-      <w:pPr>
-        <w:pStyle w:val="Cod"/>
-        <w:rPr>
-          <w:lang w:val="en-US"/>
-        </w:rPr>
-      </w:pPr>
-      <w:r>
-        <w:rPr>
-          <w:lang w:val="en-US"/>
-        </w:rPr>
-        <w:t>    c.comparatii += 1</w:t>
-      </w:r>
-    </w:p>
-    <w:p>
-      <w:pPr>
-        <w:pStyle w:val="Cod"/>
-        <w:rPr>
-          <w:lang w:val="en-US"/>
-        </w:rPr>
-      </w:pPr>
-      <w:r>
-        <w:rPr>
-          <w:lang w:val="en-US"/>
-        </w:rPr>
-        <w:t>    if low &gt; high:</w:t>
-      </w:r>
-    </w:p>
-    <w:p>
-      <w:pPr>
-        <w:pStyle w:val="Cod"/>
-        <w:rPr>
-          <w:lang w:val="en-US"/>
-        </w:rPr>
-      </w:pPr>
-      <w:r>
-        <w:rPr>
-          <w:lang w:val="en-US"/>
-        </w:rPr>
-        <w:t>        return -1</w:t>
-      </w:r>
-    </w:p>
-    <w:p>
-      <w:pPr>
-        <w:pStyle w:val="Cod"/>
-        <w:rPr>
-          <w:lang w:val="en-US"/>
-        </w:rPr>
-      </w:pPr>
-      <w:r>
-        <w:rPr>
-          <w:lang w:val="en-US"/>
-        </w:rPr>
-        <w:lastRenderedPageBreak/>
-        <w:t xml:space="preserve">   mid = (low + high) // 2</w:t>
-      </w:r>
-    </w:p>
-    <w:p>
-      <w:pPr>
-        <w:pStyle w:val="Cod"/>
-        <w:rPr>
-          <w:lang w:val="en-US"/>
-        </w:rPr>
-      </w:pPr>
-      <w:r>
-        <w:rPr>
-          <w:lang w:val="en-US"/>
-        </w:rPr>
-        <w:t>    c.aritmetice += 3</w:t>
-      </w:r>
-    </w:p>
-    <w:p>
-      <w:pPr>
-        <w:pStyle w:val="Cod"/>
-        <w:rPr>
-          <w:lang w:val="en-US"/>
-        </w:rPr>
-      </w:pPr>
-    </w:p>
-    <w:p>
-      <w:pPr>
-        <w:pStyle w:val="Cod"/>
-        <w:rPr>
-          <w:lang w:val="en-US"/>
-        </w:rPr>
-      </w:pPr>
-      <w:r>
-        <w:rPr>
-          <w:lang w:val="en-US"/>
-        </w:rPr>
-        <w:t>    c.comparatii += 1</w:t>
-      </w:r>
-    </w:p>
-    <w:p>
-      <w:pPr>
-        <w:pStyle w:val="Cod"/>
-        <w:rPr>
-          <w:lang w:val="en-US"/>
-        </w:rPr>
-      </w:pPr>
-      <w:r>
-        <w:rPr>
-          <w:lang w:val="en-US"/>
-        </w:rPr>
-        <w:t>    if arr[mid] == target:</w:t>
-      </w:r>
-    </w:p>
-    <w:p>
-      <w:pPr>
-        <w:pStyle w:val="Cod"/>
-        <w:rPr>
-          <w:lang w:val="en-US"/>
-        </w:rPr>
-      </w:pPr>
-      <w:r>
-        <w:rPr>
-          <w:lang w:val="en-US"/>
-        </w:rPr>
-        <w:t>        return mid</w:t>
-      </w:r>
-    </w:p>
-    <w:p>
-      <w:pPr>
-        <w:pStyle w:val="Cod"/>
-        <w:rPr>
-          <w:lang w:val="en-US"/>
-        </w:rPr>
-      </w:pPr>
-    </w:p>
-    <w:p>
-      <w:pPr>
-        <w:pStyle w:val="Cod"/>
-        <w:rPr>
-          <w:lang w:val="en-US"/>
-        </w:rPr>
-      </w:pPr>
-      <w:r>
-        <w:rPr>
-          <w:lang w:val="en-US"/>
-        </w:rPr>
-        <w:t>    c.comparatii += 1</w:t>
-      </w:r>
-    </w:p>
-    <w:p>
-      <w:pPr>
-        <w:pStyle w:val="Cod"/>
-        <w:rPr>
-          <w:lang w:val="en-US"/>
-        </w:rPr>
-      </w:pPr>
-      <w:r>
-        <w:rPr>
-          <w:lang w:val="en-US"/>
-        </w:rPr>
-        <w:t>    if arr[mid] &gt; target:</w:t>
-      </w:r>
-    </w:p>
-    <w:p>
-      <w:pPr>
-        <w:pStyle w:val="Cod"/>
-        <w:rPr>
-          <w:lang w:val="en-US"/>
-        </w:rPr>
-      </w:pPr>
-      <w:r>
-        <w:rPr>
-          <w:lang w:val="en-US"/>
-        </w:rPr>
-        <w:t>        c.aritmetice += 1</w:t>
-      </w:r>
-    </w:p>
-    <w:p>
-      <w:pPr>
-        <w:pStyle w:val="Cod"/>
-        <w:rPr>
-          <w:lang w:val="en-US"/>
-        </w:rPr>
-      </w:pPr>
-      <w:r>
-        <w:rPr>
-          <w:lang w:val="en-US"/>
-        </w:rPr>
-        <w:t>        return binary_search_di(arr, low, mid - 1, target, c)</w:t>
-      </w:r>
-    </w:p>
-    <w:p>
-      <w:pPr>
-        <w:pStyle w:val="Cod"/>
-        <w:rPr>
-          <w:lang w:val="en-US"/>
-        </w:rPr>
-      </w:pPr>
-      <w:r>
-        <w:rPr>
-          <w:lang w:val="en-US"/>
-        </w:rPr>
-        <w:t>    else:</w:t>
-      </w:r>
-    </w:p>
-    <w:p>
-      <w:pPr>
-        <w:pStyle w:val="Cod"/>
-        <w:rPr>
-          <w:lang w:val="en-US"/>
-        </w:rPr>
-      </w:pPr>
-      <w:r>
-        <w:rPr>
-          <w:lang w:val="en-US"/>
-        </w:rPr>
-        <w:t>        c.aritmetice += 1</w:t>
-      </w:r>
-    </w:p>
-    <w:p>
-      <w:pPr>
-        <w:pStyle w:val="Cod"/>
-        <w:rPr>
-          <w:lang w:val="en-US"/>
-        </w:rPr>
-      </w:pPr>
-      <w:r>
-        <w:rPr>
-          <w:lang w:val="en-US"/>
-        </w:rPr>
-        <w:t>        return binary_search_di(arr, mid + 1, high, target, c)</w:t>
+        <w:t>        return binary_search_</w:t>
+      </w:r>
+      <w:proofErr w:type="gramStart"/>
+      <w:r>
+        <w:rPr>
+          <w:lang w:val="en-US"/>
+        </w:rPr>
+        <w:t>di(</w:t>
+      </w:r>
+      <w:proofErr w:type="gramEnd"/>
+      <w:r>
+        <w:rPr>
+          <w:lang w:val="en-US"/>
+        </w:rPr>
+        <w:t>arr, mid + 1, high, target, c)</w:t>
       </w:r>
     </w:p>
     <w:p>
@@ -10509,21 +11141,49 @@
         <w:rPr>
           <w:lang w:val="en-US"/>
         </w:rPr>
-        <w:t>    stanga = construieste_worst_merge(arr[0::2])</w:t>
-      </w:r>
-    </w:p>
-    <w:p>
-      <w:pPr>
-        <w:pStyle w:val="Cod"/>
-        <w:rPr>
-          <w:lang w:val="en-US"/>
-        </w:rPr>
-      </w:pPr>
-      <w:r>
-        <w:rPr>
-          <w:lang w:val="en-US"/>
-        </w:rPr>
-        <w:t>    dreapta = construieste_worst_merge(arr[1::2])</w:t>
+        <w:t>    stanga = construieste_worst_merge(</w:t>
+      </w:r>
+      <w:proofErr w:type="gramStart"/>
+      <w:r>
+        <w:rPr>
+          <w:lang w:val="en-US"/>
+        </w:rPr>
+        <w:t>arr[</w:t>
+      </w:r>
+      <w:proofErr w:type="gramEnd"/>
+      <w:r>
+        <w:rPr>
+          <w:lang w:val="en-US"/>
+        </w:rPr>
+        <w:t>0::2])</w:t>
+      </w:r>
+    </w:p>
+    <w:p>
+      <w:pPr>
+        <w:pStyle w:val="Cod"/>
+        <w:rPr>
+          <w:lang w:val="en-US"/>
+        </w:rPr>
+      </w:pPr>
+      <w:r>
+        <w:rPr>
+          <w:lang w:val="en-US"/>
+        </w:rPr>
+        <w:t>    dreapta = construieste_worst_merge(</w:t>
+      </w:r>
+      <w:proofErr w:type="gramStart"/>
+      <w:r>
+        <w:rPr>
+          <w:lang w:val="en-US"/>
+        </w:rPr>
+        <w:t>arr[</w:t>
+      </w:r>
+      <w:proofErr w:type="gramEnd"/>
+      <w:r>
+        <w:rPr>
+          <w:lang w:val="en-US"/>
+        </w:rPr>
+        <w:t>1::2])</w:t>
       </w:r>
     </w:p>
     <w:p>
@@ -10601,7 +11261,21 @@
         <w:rPr>
           <w:lang w:val="en-US"/>
         </w:rPr>
-        <w:t>        return vals[:]</w:t>
+        <w:t xml:space="preserve">        return </w:t>
+      </w:r>
+      <w:proofErr w:type="gramStart"/>
+      <w:r>
+        <w:rPr>
+          <w:lang w:val="en-US"/>
+        </w:rPr>
+        <w:t>vals[</w:t>
+      </w:r>
+      <w:proofErr w:type="gramEnd"/>
+      <w:r>
+        <w:rPr>
+          <w:lang w:val="en-US"/>
+        </w:rPr>
+        <w:t>:]</w:t>
       </w:r>
     </w:p>
     <w:p>
@@ -10643,21 +11317,63 @@
         <w:rPr>
           <w:lang w:val="en-US"/>
         </w:rPr>
-        <w:t>    g_dreapta = construieste_best_quick(vals[m + 1:])</w:t>
-      </w:r>
-    </w:p>
-    <w:p>
-      <w:pPr>
-        <w:pStyle w:val="Cod"/>
-        <w:rPr>
-          <w:lang w:val="en-US"/>
-        </w:rPr>
-      </w:pPr>
-      <w:r>
-        <w:rPr>
-          <w:lang w:val="en-US"/>
-        </w:rPr>
-        <w:t>    stanga = g_stanga[1:] + g_stanga[:1]</w:t>
+        <w:t>    g_dreapta = construieste_best_</w:t>
+      </w:r>
+      <w:proofErr w:type="gramStart"/>
+      <w:r>
+        <w:rPr>
+          <w:lang w:val="en-US"/>
+        </w:rPr>
+        <w:t>quick(vals[</w:t>
+      </w:r>
+      <w:proofErr w:type="gramEnd"/>
+      <w:r>
+        <w:rPr>
+          <w:lang w:val="en-US"/>
+        </w:rPr>
+        <w:t>m + 1:])</w:t>
+      </w:r>
+    </w:p>
+    <w:p>
+      <w:pPr>
+        <w:pStyle w:val="Cod"/>
+        <w:rPr>
+          <w:lang w:val="en-US"/>
+        </w:rPr>
+      </w:pPr>
+      <w:r>
+        <w:rPr>
+          <w:lang w:val="en-US"/>
+        </w:rPr>
+        <w:t>    stanga = g_</w:t>
+      </w:r>
+      <w:proofErr w:type="gramStart"/>
+      <w:r>
+        <w:rPr>
+          <w:lang w:val="en-US"/>
+        </w:rPr>
+        <w:t>stanga[</w:t>
+      </w:r>
+      <w:proofErr w:type="gramEnd"/>
+      <w:r>
+        <w:rPr>
+          <w:lang w:val="en-US"/>
+        </w:rPr>
+        <w:t>1:] + g_</w:t>
+      </w:r>
+      <w:proofErr w:type="gramStart"/>
+      <w:r>
+        <w:rPr>
+          <w:lang w:val="en-US"/>
+        </w:rPr>
+        <w:t>stanga[</w:t>
+      </w:r>
+      <w:proofErr w:type="gramEnd"/>
+      <w:r>
+        <w:rPr>
+          <w:lang w:val="en-US"/>
+        </w:rPr>
+        <w:t>:1]</w:t>
       </w:r>
     </w:p>
     <w:p>
@@ -10693,7 +11409,21 @@
         <w:rPr>
           <w:lang w:val="en-US"/>
         </w:rPr>
-        <w:t>def genereaza_intrare(algoritm, caz, n):</w:t>
+        <w:t>def genereaza_</w:t>
+      </w:r>
+      <w:proofErr w:type="gramStart"/>
+      <w:r>
+        <w:rPr>
+          <w:lang w:val="en-US"/>
+        </w:rPr>
+        <w:t>intrare(</w:t>
+      </w:r>
+      <w:proofErr w:type="gramEnd"/>
+      <w:r>
+        <w:rPr>
+          <w:lang w:val="en-US"/>
+        </w:rPr>
+        <w:t>algoritm, caz, n):</w:t>
       </w:r>
     </w:p>
     <w:p>
@@ -10777,7 +11507,21 @@
         <w:rPr>
           <w:lang w:val="en-US"/>
         </w:rPr>
-        <w:t>            random.shuffle(arr)</w:t>
+        <w:t xml:space="preserve">            </w:t>
+      </w:r>
+      <w:proofErr w:type="gramStart"/>
+      <w:r>
+        <w:rPr>
+          <w:lang w:val="en-US"/>
+        </w:rPr>
+        <w:t>random.shuffle</w:t>
+      </w:r>
+      <w:proofErr w:type="gramEnd"/>
+      <w:r>
+        <w:rPr>
+          <w:lang w:val="en-US"/>
+        </w:rPr>
+        <w:t>(arr)</w:t>
       </w:r>
     </w:p>
     <w:p>
@@ -10911,7 +11655,21 @@
         <w:rPr>
           <w:lang w:val="en-US"/>
         </w:rPr>
-        <w:t>            random.shuffle(arr)</w:t>
+        <w:t xml:space="preserve">            </w:t>
+      </w:r>
+      <w:proofErr w:type="gramStart"/>
+      <w:r>
+        <w:rPr>
+          <w:lang w:val="en-US"/>
+        </w:rPr>
+        <w:t>random.shuffle</w:t>
+      </w:r>
+      <w:proofErr w:type="gramEnd"/>
+      <w:r>
+        <w:rPr>
+          <w:lang w:val="en-US"/>
+        </w:rPr>
+        <w:t>(arr)</w:t>
       </w:r>
     </w:p>
     <w:p>
@@ -11017,7 +11775,21 @@
         <w:rPr>
           <w:lang w:val="en-US"/>
         </w:rPr>
-        <w:t>            return arr, arr[(n - 1) // 2]</w:t>
+        <w:t xml:space="preserve">            return arr, </w:t>
+      </w:r>
+      <w:proofErr w:type="gramStart"/>
+      <w:r>
+        <w:rPr>
+          <w:lang w:val="en-US"/>
+        </w:rPr>
+        <w:t>arr[</w:t>
+      </w:r>
+      <w:proofErr w:type="gramEnd"/>
+      <w:r>
+        <w:rPr>
+          <w:lang w:val="en-US"/>
+        </w:rPr>
+        <w:t>(n - 1) // 2]</w:t>
       </w:r>
     </w:p>
     <w:p>
@@ -11045,7 +11817,21 @@
         <w:rPr>
           <w:lang w:val="en-US"/>
         </w:rPr>
-        <w:t>            return arr, random.choice(arr)</w:t>
+        <w:t xml:space="preserve">            return arr, </w:t>
+      </w:r>
+      <w:proofErr w:type="gramStart"/>
+      <w:r>
+        <w:rPr>
+          <w:lang w:val="en-US"/>
+        </w:rPr>
+        <w:t>random.choice</w:t>
+      </w:r>
+      <w:proofErr w:type="gramEnd"/>
+      <w:r>
+        <w:rPr>
+          <w:lang w:val="en-US"/>
+        </w:rPr>
+        <w:t>(arr)</w:t>
       </w:r>
     </w:p>
     <w:p>
@@ -11095,22 +11881,49 @@
         <w:rPr>
           <w:lang w:val="en-US"/>
         </w:rPr>
-        <w:t>def masoara_algoritm(algoritm, caz, n):</w:t>
-      </w:r>
-    </w:p>
-    <w:p>
-      <w:pPr>
-        <w:pStyle w:val="Cod"/>
-        <w:rPr>
-          <w:lang w:val="en-US"/>
-        </w:rPr>
-      </w:pPr>
-      <w:r>
-        <w:rPr>
-          <w:lang w:val="en-US"/>
-        </w:rPr>
-        <w:lastRenderedPageBreak/>
-        <w:t>    c = Counter()</w:t>
+        <w:t>def masoara_</w:t>
+      </w:r>
+      <w:proofErr w:type="gramStart"/>
+      <w:r>
+        <w:rPr>
+          <w:lang w:val="en-US"/>
+        </w:rPr>
+        <w:t>algoritm(</w:t>
+      </w:r>
+      <w:proofErr w:type="gramEnd"/>
+      <w:r>
+        <w:rPr>
+          <w:lang w:val="en-US"/>
+        </w:rPr>
+        <w:t>algoritm, caz, n):</w:t>
+      </w:r>
+    </w:p>
+    <w:p>
+      <w:pPr>
+        <w:pStyle w:val="Cod"/>
+        <w:rPr>
+          <w:lang w:val="en-US"/>
+        </w:rPr>
+      </w:pPr>
+      <w:r>
+        <w:rPr>
+          <w:lang w:val="en-US"/>
+        </w:rPr>
+        <w:t xml:space="preserve">    c = </w:t>
+      </w:r>
+      <w:proofErr w:type="gramStart"/>
+      <w:r>
+        <w:rPr>
+          <w:lang w:val="en-US"/>
+        </w:rPr>
+        <w:t>Counter(</w:t>
+      </w:r>
+      <w:proofErr w:type="gramEnd"/>
+      <w:r>
+        <w:rPr>
+          <w:lang w:val="en-US"/>
+        </w:rPr>
+        <w:t>)</w:t>
       </w:r>
     </w:p>
     <w:p>
@@ -11138,21 +11951,49 @@
         <w:rPr>
           <w:lang w:val="en-US"/>
         </w:rPr>
-        <w:t>        arr = genereaza_intrare("MergeSort", caz, n)</w:t>
-      </w:r>
-    </w:p>
-    <w:p>
-      <w:pPr>
-        <w:pStyle w:val="Cod"/>
-        <w:rPr>
-          <w:lang w:val="en-US"/>
-        </w:rPr>
-      </w:pPr>
-      <w:r>
-        <w:rPr>
-          <w:lang w:val="en-US"/>
-        </w:rPr>
-        <w:t>        merge_sort(arr, c)</w:t>
+        <w:t>        arr = genereaza_</w:t>
+      </w:r>
+      <w:proofErr w:type="gramStart"/>
+      <w:r>
+        <w:rPr>
+          <w:lang w:val="en-US"/>
+        </w:rPr>
+        <w:t>intrare(</w:t>
+      </w:r>
+      <w:proofErr w:type="gramEnd"/>
+      <w:r>
+        <w:rPr>
+          <w:lang w:val="en-US"/>
+        </w:rPr>
+        <w:t>"MergeSort", caz, n)</w:t>
+      </w:r>
+    </w:p>
+    <w:p>
+      <w:pPr>
+        <w:pStyle w:val="Cod"/>
+        <w:rPr>
+          <w:lang w:val="en-US"/>
+        </w:rPr>
+      </w:pPr>
+      <w:r>
+        <w:rPr>
+          <w:lang w:val="en-US"/>
+        </w:rPr>
+        <w:t>        merge_</w:t>
+      </w:r>
+      <w:proofErr w:type="gramStart"/>
+      <w:r>
+        <w:rPr>
+          <w:lang w:val="en-US"/>
+        </w:rPr>
+        <w:t>sort(</w:t>
+      </w:r>
+      <w:proofErr w:type="gramEnd"/>
+      <w:r>
+        <w:rPr>
+          <w:lang w:val="en-US"/>
+        </w:rPr>
+        <w:t>arr, c)</w:t>
       </w:r>
     </w:p>
     <w:p>
@@ -11180,21 +12021,49 @@
         <w:rPr>
           <w:lang w:val="en-US"/>
         </w:rPr>
-        <w:t>        arr = genereaza_intrare("QuickSort", caz, n)</w:t>
-      </w:r>
-    </w:p>
-    <w:p>
-      <w:pPr>
-        <w:pStyle w:val="Cod"/>
-        <w:rPr>
-          <w:lang w:val="en-US"/>
-        </w:rPr>
-      </w:pPr>
-      <w:r>
-        <w:rPr>
-          <w:lang w:val="en-US"/>
-        </w:rPr>
-        <w:t>        quick_sort(arr, 0, len(arr) - 1, c)</w:t>
+        <w:t>        arr = genereaza_</w:t>
+      </w:r>
+      <w:proofErr w:type="gramStart"/>
+      <w:r>
+        <w:rPr>
+          <w:lang w:val="en-US"/>
+        </w:rPr>
+        <w:t>intrare(</w:t>
+      </w:r>
+      <w:proofErr w:type="gramEnd"/>
+      <w:r>
+        <w:rPr>
+          <w:lang w:val="en-US"/>
+        </w:rPr>
+        <w:t>"QuickSort", caz, n)</w:t>
+      </w:r>
+    </w:p>
+    <w:p>
+      <w:pPr>
+        <w:pStyle w:val="Cod"/>
+        <w:rPr>
+          <w:lang w:val="en-US"/>
+        </w:rPr>
+      </w:pPr>
+      <w:r>
+        <w:rPr>
+          <w:lang w:val="en-US"/>
+        </w:rPr>
+        <w:t>        quick_</w:t>
+      </w:r>
+      <w:proofErr w:type="gramStart"/>
+      <w:r>
+        <w:rPr>
+          <w:lang w:val="en-US"/>
+        </w:rPr>
+        <w:t>sort(</w:t>
+      </w:r>
+      <w:proofErr w:type="gramEnd"/>
+      <w:r>
+        <w:rPr>
+          <w:lang w:val="en-US"/>
+        </w:rPr>
+        <w:t>arr, 0, len(arr) - 1, c)</w:t>
       </w:r>
     </w:p>
     <w:p>
@@ -11222,21 +12091,49 @@
         <w:rPr>
           <w:lang w:val="en-US"/>
         </w:rPr>
-        <w:t>        arr, target = genereaza_intrare("BinarySearch", caz, n)</w:t>
-      </w:r>
-    </w:p>
-    <w:p>
-      <w:pPr>
-        <w:pStyle w:val="Cod"/>
-        <w:rPr>
-          <w:lang w:val="en-US"/>
-        </w:rPr>
-      </w:pPr>
-      <w:r>
-        <w:rPr>
-          <w:lang w:val="en-US"/>
-        </w:rPr>
-        <w:t>        binary_search_di(arr, 0, len(arr) - 1, target, c)</w:t>
+        <w:t>        arr, target = genereaza_</w:t>
+      </w:r>
+      <w:proofErr w:type="gramStart"/>
+      <w:r>
+        <w:rPr>
+          <w:lang w:val="en-US"/>
+        </w:rPr>
+        <w:t>intrare(</w:t>
+      </w:r>
+      <w:proofErr w:type="gramEnd"/>
+      <w:r>
+        <w:rPr>
+          <w:lang w:val="en-US"/>
+        </w:rPr>
+        <w:t>"BinarySearch", caz, n)</w:t>
+      </w:r>
+    </w:p>
+    <w:p>
+      <w:pPr>
+        <w:pStyle w:val="Cod"/>
+        <w:rPr>
+          <w:lang w:val="en-US"/>
+        </w:rPr>
+      </w:pPr>
+      <w:r>
+        <w:rPr>
+          <w:lang w:val="en-US"/>
+        </w:rPr>
+        <w:t>        binary_search_</w:t>
+      </w:r>
+      <w:proofErr w:type="gramStart"/>
+      <w:r>
+        <w:rPr>
+          <w:lang w:val="en-US"/>
+        </w:rPr>
+        <w:t>di(</w:t>
+      </w:r>
+      <w:proofErr w:type="gramEnd"/>
+      <w:r>
+        <w:rPr>
+          <w:lang w:val="en-US"/>
+        </w:rPr>
+        <w:t>arr, 0, len(arr) - 1, target, c)</w:t>
       </w:r>
     </w:p>
     <w:p>
@@ -11294,36 +12191,86 @@
         <w:rPr>
           <w:lang w:val="en-US"/>
         </w:rPr>
-        <w:t>def masoara_nop(algoritm, caz, n):</w:t>
-      </w:r>
-    </w:p>
-    <w:p>
-      <w:pPr>
-        <w:pStyle w:val="Cod"/>
-        <w:rPr>
-          <w:lang w:val="en-US"/>
-        </w:rPr>
-      </w:pPr>
-      <w:r>
-        <w:rPr>
-          <w:lang w:val="en-US"/>
-        </w:rPr>
-        <w:t>    if caz != "mediu":</w:t>
-      </w:r>
-    </w:p>
-    <w:p>
-      <w:pPr>
-        <w:pStyle w:val="Cod"/>
-        <w:rPr>
-          <w:lang w:val="en-US"/>
-        </w:rPr>
-      </w:pPr>
-      <w:r>
-        <w:rPr>
-          <w:lang w:val="en-US"/>
-        </w:rPr>
-        <w:t>        return masoara_algoritm(algoritm, caz, n).Nop</w:t>
-      </w:r>
+        <w:t>def masoara_</w:t>
+      </w:r>
+      <w:proofErr w:type="gramStart"/>
+      <w:r>
+        <w:rPr>
+          <w:lang w:val="en-US"/>
+        </w:rPr>
+        <w:t>nop(</w:t>
+      </w:r>
+      <w:proofErr w:type="gramEnd"/>
+      <w:r>
+        <w:rPr>
+          <w:lang w:val="en-US"/>
+        </w:rPr>
+        <w:t>algoritm, caz, n):</w:t>
+      </w:r>
+    </w:p>
+    <w:p>
+      <w:pPr>
+        <w:pStyle w:val="Cod"/>
+        <w:rPr>
+          <w:lang w:val="en-US"/>
+        </w:rPr>
+      </w:pPr>
+      <w:r>
+        <w:rPr>
+          <w:lang w:val="en-US"/>
+        </w:rPr>
+        <w:t xml:space="preserve">    if </w:t>
+      </w:r>
+      <w:proofErr w:type="gramStart"/>
+      <w:r>
+        <w:rPr>
+          <w:lang w:val="en-US"/>
+        </w:rPr>
+        <w:t>caz !</w:t>
+      </w:r>
+      <w:proofErr w:type="gramEnd"/>
+      <w:r>
+        <w:rPr>
+          <w:lang w:val="en-US"/>
+        </w:rPr>
+        <w:t>= "mediu":</w:t>
+      </w:r>
+    </w:p>
+    <w:p>
+      <w:pPr>
+        <w:pStyle w:val="Cod"/>
+        <w:rPr>
+          <w:lang w:val="en-US"/>
+        </w:rPr>
+      </w:pPr>
+      <w:r>
+        <w:rPr>
+          <w:lang w:val="en-US"/>
+        </w:rPr>
+        <w:t>        return masoara_</w:t>
+      </w:r>
+      <w:proofErr w:type="gramStart"/>
+      <w:r>
+        <w:rPr>
+          <w:lang w:val="en-US"/>
+        </w:rPr>
+        <w:t>algoritm(</w:t>
+      </w:r>
+      <w:proofErr w:type="gramEnd"/>
+      <w:r>
+        <w:rPr>
+          <w:lang w:val="en-US"/>
+        </w:rPr>
+        <w:t>algoritm, caz, n</w:t>
+      </w:r>
+      <w:proofErr w:type="gramStart"/>
+      <w:r>
+        <w:rPr>
+          <w:lang w:val="en-US"/>
+        </w:rPr>
+        <w:t>).Nop</w:t>
+      </w:r>
+      <w:proofErr w:type="gramEnd"/>
     </w:p>
     <w:p>
       <w:pPr>
@@ -11400,85 +12347,205 @@
         <w:rPr>
           <w:lang w:val="en-US"/>
         </w:rPr>
-        <w:t>            c = Counter()</w:t>
-      </w:r>
-    </w:p>
-    <w:p>
-      <w:pPr>
-        <w:pStyle w:val="Cod"/>
-        <w:rPr>
-          <w:lang w:val="en-US"/>
-        </w:rPr>
-      </w:pPr>
-      <w:r>
-        <w:rPr>
-          <w:lang w:val="en-US"/>
-        </w:rPr>
-        <w:t>            binary_search_di(arr, 0, n - 1, target, c)</w:t>
-      </w:r>
-    </w:p>
-    <w:p>
-      <w:pPr>
-        <w:pStyle w:val="Cod"/>
-        <w:rPr>
-          <w:lang w:val="en-US"/>
-        </w:rPr>
-      </w:pPr>
-      <w:r>
-        <w:rPr>
-          <w:lang w:val="en-US"/>
-        </w:rPr>
-        <w:t>            total += c.Nop</w:t>
-      </w:r>
-    </w:p>
-    <w:p>
-      <w:pPr>
-        <w:pStyle w:val="Cod"/>
-        <w:rPr>
-          <w:lang w:val="en-US"/>
-        </w:rPr>
-      </w:pPr>
-      <w:r>
-        <w:rPr>
-          <w:lang w:val="en-US"/>
-        </w:rPr>
-        <w:t>        return round(total / n)</w:t>
-      </w:r>
-    </w:p>
-    <w:p>
-      <w:pPr>
-        <w:pStyle w:val="Cod"/>
-        <w:rPr>
-          <w:lang w:val="en-US"/>
-        </w:rPr>
-      </w:pPr>
-    </w:p>
-    <w:p>
-      <w:pPr>
-        <w:pStyle w:val="Cod"/>
-        <w:rPr>
-          <w:lang w:val="en-US"/>
-        </w:rPr>
-      </w:pPr>
-      <w:r>
-        <w:rPr>
-          <w:lang w:val="en-US"/>
-        </w:rPr>
-        <w:t>    total = sum(masoara_algoritm(algoritm, caz, n).Nop for _ in range(REPETARI))</w:t>
-      </w:r>
-    </w:p>
-    <w:p>
-      <w:pPr>
-        <w:pStyle w:val="Cod"/>
-        <w:rPr>
-          <w:lang w:val="en-US"/>
-        </w:rPr>
-      </w:pPr>
-      <w:r>
-        <w:rPr>
-          <w:lang w:val="en-US"/>
-        </w:rPr>
-        <w:t>    return round(total / REPETARI)</w:t>
+        <w:t xml:space="preserve">            c = </w:t>
+      </w:r>
+      <w:proofErr w:type="gramStart"/>
+      <w:r>
+        <w:rPr>
+          <w:lang w:val="en-US"/>
+        </w:rPr>
+        <w:t>Counter(</w:t>
+      </w:r>
+      <w:proofErr w:type="gramEnd"/>
+      <w:r>
+        <w:rPr>
+          <w:lang w:val="en-US"/>
+        </w:rPr>
+        <w:t>)</w:t>
+      </w:r>
+    </w:p>
+    <w:p>
+      <w:pPr>
+        <w:pStyle w:val="Cod"/>
+        <w:rPr>
+          <w:lang w:val="en-US"/>
+        </w:rPr>
+      </w:pPr>
+      <w:r>
+        <w:rPr>
+          <w:lang w:val="en-US"/>
+        </w:rPr>
+        <w:t>            binary_search_</w:t>
+      </w:r>
+      <w:proofErr w:type="gramStart"/>
+      <w:r>
+        <w:rPr>
+          <w:lang w:val="en-US"/>
+        </w:rPr>
+        <w:t>di(</w:t>
+      </w:r>
+      <w:proofErr w:type="gramEnd"/>
+      <w:r>
+        <w:rPr>
+          <w:lang w:val="en-US"/>
+        </w:rPr>
+        <w:t>arr, 0, n - 1, target, c)</w:t>
+      </w:r>
+    </w:p>
+    <w:p>
+      <w:pPr>
+        <w:pStyle w:val="Cod"/>
+        <w:rPr>
+          <w:lang w:val="en-US"/>
+        </w:rPr>
+      </w:pPr>
+      <w:r>
+        <w:rPr>
+          <w:lang w:val="en-US"/>
+        </w:rPr>
+        <w:t xml:space="preserve">            total += </w:t>
+      </w:r>
+      <w:proofErr w:type="gramStart"/>
+      <w:r>
+        <w:rPr>
+          <w:lang w:val="en-US"/>
+        </w:rPr>
+        <w:t>c.Nop</w:t>
+      </w:r>
+      <w:proofErr w:type="gramEnd"/>
+    </w:p>
+    <w:p>
+      <w:pPr>
+        <w:pStyle w:val="Cod"/>
+        <w:rPr>
+          <w:lang w:val="en-US"/>
+        </w:rPr>
+      </w:pPr>
+      <w:r>
+        <w:rPr>
+          <w:lang w:val="en-US"/>
+        </w:rPr>
+        <w:t xml:space="preserve">        return </w:t>
+      </w:r>
+      <w:proofErr w:type="gramStart"/>
+      <w:r>
+        <w:rPr>
+          <w:lang w:val="en-US"/>
+        </w:rPr>
+        <w:t>round(</w:t>
+      </w:r>
+      <w:proofErr w:type="gramEnd"/>
+      <w:r>
+        <w:rPr>
+          <w:lang w:val="en-US"/>
+        </w:rPr>
+        <w:t>total / n)</w:t>
+      </w:r>
+    </w:p>
+    <w:p>
+      <w:pPr>
+        <w:pStyle w:val="Cod"/>
+        <w:rPr>
+          <w:lang w:val="en-US"/>
+        </w:rPr>
+      </w:pPr>
+    </w:p>
+    <w:p>
+      <w:pPr>
+        <w:pStyle w:val="Cod"/>
+        <w:rPr>
+          <w:lang w:val="en-US"/>
+        </w:rPr>
+      </w:pPr>
+      <w:r>
+        <w:rPr>
+          <w:lang w:val="en-US"/>
+        </w:rPr>
+        <w:t xml:space="preserve">    total = </w:t>
+      </w:r>
+      <w:proofErr w:type="gramStart"/>
+      <w:r>
+        <w:rPr>
+          <w:lang w:val="en-US"/>
+        </w:rPr>
+        <w:t>sum(</w:t>
+      </w:r>
+      <w:proofErr w:type="gramEnd"/>
+      <w:r>
+        <w:rPr>
+          <w:lang w:val="en-US"/>
+        </w:rPr>
+        <w:t>masoara_</w:t>
+      </w:r>
+      <w:proofErr w:type="gramStart"/>
+      <w:r>
+        <w:rPr>
+          <w:lang w:val="en-US"/>
+        </w:rPr>
+        <w:t>algoritm(</w:t>
+      </w:r>
+      <w:proofErr w:type="gramEnd"/>
+      <w:r>
+        <w:rPr>
+          <w:lang w:val="en-US"/>
+        </w:rPr>
+        <w:t>algoritm, caz, n</w:t>
+      </w:r>
+      <w:proofErr w:type="gramStart"/>
+      <w:r>
+        <w:rPr>
+          <w:lang w:val="en-US"/>
+        </w:rPr>
+        <w:t>).Nop</w:t>
+      </w:r>
+      <w:proofErr w:type="gramEnd"/>
+      <w:r>
+        <w:rPr>
+          <w:lang w:val="en-US"/>
+        </w:rPr>
+        <w:t xml:space="preserve"> for _ in </w:t>
+      </w:r>
+      <w:proofErr w:type="gramStart"/>
+      <w:r>
+        <w:rPr>
+          <w:lang w:val="en-US"/>
+        </w:rPr>
+        <w:t>range(</w:t>
+      </w:r>
+      <w:proofErr w:type="gramEnd"/>
+      <w:r>
+        <w:rPr>
+          <w:lang w:val="en-US"/>
+        </w:rPr>
+        <w:t>REPETARI))</w:t>
+      </w:r>
+    </w:p>
+    <w:p>
+      <w:pPr>
+        <w:pStyle w:val="Cod"/>
+        <w:rPr>
+          <w:lang w:val="en-US"/>
+        </w:rPr>
+      </w:pPr>
+      <w:r>
+        <w:rPr>
+          <w:lang w:val="en-US"/>
+        </w:rPr>
+        <w:t xml:space="preserve">    return </w:t>
+      </w:r>
+      <w:proofErr w:type="gramStart"/>
+      <w:r>
+        <w:rPr>
+          <w:lang w:val="en-US"/>
+        </w:rPr>
+        <w:t>round(</w:t>
+      </w:r>
+      <w:proofErr w:type="gramEnd"/>
+      <w:r>
+        <w:rPr>
+          <w:lang w:val="en-US"/>
+        </w:rPr>
+        <w:t>total / REPETARI)</w:t>
       </w:r>
     </w:p>
     <w:p>
@@ -11606,7 +12673,35 @@
         <w:rPr>
           <w:lang w:val="en-US"/>
         </w:rPr>
-        <w:t>            rezultate[alg][caz].append(masoara_nop(alg, caz, n))</w:t>
+        <w:t>            rezultate[alg][caz</w:t>
+      </w:r>
+      <w:proofErr w:type="gramStart"/>
+      <w:r>
+        <w:rPr>
+          <w:lang w:val="en-US"/>
+        </w:rPr>
+        <w:t>].append</w:t>
+      </w:r>
+      <w:proofErr w:type="gramEnd"/>
+      <w:r>
+        <w:rPr>
+          <w:lang w:val="en-US"/>
+        </w:rPr>
+        <w:t>(masoara_</w:t>
+      </w:r>
+      <w:proofErr w:type="gramStart"/>
+      <w:r>
+        <w:rPr>
+          <w:lang w:val="en-US"/>
+        </w:rPr>
+        <w:t>nop(</w:t>
+      </w:r>
+      <w:proofErr w:type="gramEnd"/>
+      <w:r>
+        <w:rPr>
+          <w:lang w:val="en-US"/>
+        </w:rPr>
+        <w:t>alg, caz, n))</w:t>
       </w:r>
     </w:p>
     <w:p>
@@ -11642,7 +12737,21 @@
         <w:rPr>
           <w:lang w:val="en-US"/>
         </w:rPr>
-        <w:t>    df = pd.DataFrame({"n": n_values})</w:t>
+        <w:t xml:space="preserve">    df = </w:t>
+      </w:r>
+      <w:proofErr w:type="gramStart"/>
+      <w:r>
+        <w:rPr>
+          <w:lang w:val="en-US"/>
+        </w:rPr>
+        <w:t>pd.DataFrame</w:t>
+      </w:r>
+      <w:proofErr w:type="gramEnd"/>
+      <w:r>
+        <w:rPr>
+          <w:lang w:val="en-US"/>
+        </w:rPr>
+        <w:t>({"n": n_values})</w:t>
       </w:r>
     </w:p>
     <w:p>
@@ -11684,7 +12793,21 @@
         <w:rPr>
           <w:lang w:val="en-US"/>
         </w:rPr>
-        <w:t>    print(f"\nCazul {caz}")</w:t>
+        <w:t xml:space="preserve">    </w:t>
+      </w:r>
+      <w:proofErr w:type="gramStart"/>
+      <w:r>
+        <w:rPr>
+          <w:lang w:val="en-US"/>
+        </w:rPr>
+        <w:t>print(</w:t>
+      </w:r>
+      <w:proofErr w:type="gramEnd"/>
+      <w:r>
+        <w:rPr>
+          <w:lang w:val="en-US"/>
+        </w:rPr>
+        <w:t>f"\nCazul {caz}")</w:t>
       </w:r>
     </w:p>
     <w:p>
@@ -11734,7 +12857,21 @@
         <w:rPr>
           <w:lang w:val="en-US"/>
         </w:rPr>
-        <w:t>    df = pd.DataFrame({"n": n_values})</w:t>
+        <w:t xml:space="preserve">    df = </w:t>
+      </w:r>
+      <w:proofErr w:type="gramStart"/>
+      <w:r>
+        <w:rPr>
+          <w:lang w:val="en-US"/>
+        </w:rPr>
+        <w:t>pd.DataFrame</w:t>
+      </w:r>
+      <w:proofErr w:type="gramEnd"/>
+      <w:r>
+        <w:rPr>
+          <w:lang w:val="en-US"/>
+        </w:rPr>
+        <w:t>({"n": n_values})</w:t>
       </w:r>
     </w:p>
     <w:p>
@@ -11776,7 +12913,21 @@
         <w:rPr>
           <w:lang w:val="en-US"/>
         </w:rPr>
-        <w:t>    print(f"\nAlgoritmul {alg}")</w:t>
+        <w:t xml:space="preserve">    </w:t>
+      </w:r>
+      <w:proofErr w:type="gramStart"/>
+      <w:r>
+        <w:rPr>
+          <w:lang w:val="en-US"/>
+        </w:rPr>
+        <w:t>print(</w:t>
+      </w:r>
+      <w:proofErr w:type="gramEnd"/>
+      <w:r>
+        <w:rPr>
+          <w:lang w:val="en-US"/>
+        </w:rPr>
+        <w:t>f"\nAlgoritmul {alg}")</w:t>
       </w:r>
     </w:p>
     <w:p>
@@ -12882,6 +14033,7 @@
   <w:style w:type="character" w:default="1" w:styleId="DefaultParagraphFont">
     <w:name w:val="Default Paragraph Font"/>
     <w:uiPriority w:val="1"/>
+    <w:semiHidden/>
     <w:unhideWhenUsed/>
   </w:style>
   <w:style w:type="table" w:default="1" w:styleId="TableNormal">
